--- a/Varas_Catherine_CV.docx
+++ b/Varas_Catherine_CV.docx
@@ -288,6 +288,7 @@
     </w:p>
     <w:p>
       <w:pPr>
+        <w:keepNext/>
         <w:tabs>
           <w:tab w:val="right" w:pos="9360"/>
         </w:tabs>
@@ -303,7 +304,7 @@
           <w:bCs/>
           <w:color w:val="1A1A1A"/>
         </w:rPr>
-        <w:t>Software Engineer — Research Data Pipelines</w:t>
+        <w:t xml:space="preserve">Data Engineer / Business Intelligence Analyst</w:t>
       </w:r>
       <w:r>
         <w:rPr>
@@ -320,11 +321,12 @@
           <w:sz w:val="18"/>
           <w:szCs w:val="18"/>
         </w:rPr>
-        <w:t>Mar 2026 – Present</w:t>
-      </w:r>
-    </w:p>
-    <w:p>
-      <w:pPr>
+        <w:t xml:space="preserve">Sep 2026 – Present</w:t>
+      </w:r>
+    </w:p>
+    <w:p>
+      <w:pPr>
+        <w:keepNext/>
         <w:spacing w:after="40"/>
         <w:rPr>
           <w:rFonts w:ascii="Times New Roman" w:hAnsi="Times New Roman" w:cs="Times New Roman"/>
@@ -339,38 +341,16 @@
           <w:sz w:val="19"/>
           <w:szCs w:val="19"/>
         </w:rPr>
-        <w:t>Australian Institute for Bioengineering and Nanotechnology (</w:t>
-      </w:r>
-      <w:proofErr w:type="gramStart"/>
-      <w:r>
-        <w:rPr>
-          <w:rFonts w:ascii="Times New Roman" w:hAnsi="Times New Roman" w:cs="Times New Roman"/>
-          <w:i/>
-          <w:iCs/>
-          <w:color w:val="8E44AD"/>
-          <w:sz w:val="19"/>
-          <w:szCs w:val="19"/>
-        </w:rPr>
-        <w:t>AIBN)</w:t>
-      </w:r>
-      <w:r>
-        <w:rPr>
-          <w:rFonts w:ascii="Times New Roman" w:hAnsi="Times New Roman" w:cs="Times New Roman"/>
-          <w:color w:val="555555"/>
-          <w:sz w:val="18"/>
-          <w:szCs w:val="18"/>
-        </w:rPr>
-        <w:t xml:space="preserve">  |</w:t>
-      </w:r>
-      <w:proofErr w:type="gramEnd"/>
-      <w:r>
-        <w:rPr>
-          <w:rFonts w:ascii="Times New Roman" w:hAnsi="Times New Roman" w:cs="Times New Roman"/>
-          <w:color w:val="555555"/>
-          <w:sz w:val="18"/>
-          <w:szCs w:val="18"/>
-        </w:rPr>
-        <w:t xml:space="preserve">  Brisbane, Australia</w:t>
+        <w:t xml:space="preserve">Harmony Australasia</w:t>
+      </w:r>
+      <w:r>
+        <w:rPr>
+          <w:rFonts w:ascii="Times New Roman" w:hAnsi="Times New Roman" w:cs="Times New Roman"/>
+          <w:color w:val="555555"/>
+          <w:sz w:val="18"/>
+          <w:szCs w:val="18"/>
+        </w:rPr>
+        <w:t xml:space="preserve">  |  Australia</w:t>
       </w:r>
     </w:p>
     <w:p>
@@ -392,27 +372,7 @@
           <w:sz w:val="19"/>
           <w:szCs w:val="19"/>
         </w:rPr>
-        <w:t xml:space="preserve">Developed a full-stack data analysis pipeline for fermentation research: volume reconstruction, mass balances, growth rate estimation, and automated phase detection — the same pipeline-thinking needed for </w:t>
-      </w:r>
-      <w:proofErr w:type="spellStart"/>
-      <w:r>
-        <w:rPr>
-          <w:rFonts w:ascii="Times New Roman" w:hAnsi="Times New Roman" w:cs="Times New Roman"/>
-          <w:color w:val="1A1A1A"/>
-          <w:sz w:val="19"/>
-          <w:szCs w:val="19"/>
-        </w:rPr>
-        <w:t>scRNA</w:t>
-      </w:r>
-      <w:proofErr w:type="spellEnd"/>
-      <w:r>
-        <w:rPr>
-          <w:rFonts w:ascii="Times New Roman" w:hAnsi="Times New Roman" w:cs="Times New Roman"/>
-          <w:color w:val="1A1A1A"/>
-          <w:sz w:val="19"/>
-          <w:szCs w:val="19"/>
-        </w:rPr>
-        <w:t>-seq workflows (QC, normalization, clustering, differential expression)</w:t>
+        <w:t xml:space="preserve">Designed and developed Azure Data Factory pipelines integrating operational databases, equipment telemetry, production systems and other enterprise sources into a centralised data lake for Power BI analytics and machine learning</w:t>
       </w:r>
     </w:p>
     <w:p>
@@ -434,7 +394,74 @@
           <w:sz w:val="19"/>
           <w:szCs w:val="19"/>
         </w:rPr>
-        <w:t>Built an interactive Dash/Plotly dashboard for researchers to explore data and compare replicates — directly applicable to building visualization tools for single-cell and spatial data exploration</w:t>
+        <w:t xml:space="preserve">Implemented a Medallion Architecture (Bronze, Silver, Gold) to ingest, standardise, validate and transform raw operational data into trusted analytical datasets for reporting, advanced analytics and ML</w:t>
+      </w:r>
+    </w:p>
+    <w:p>
+      <w:pPr>
+        <w:keepNext/>
+        <w:tabs>
+          <w:tab w:val="right" w:pos="9360"/>
+        </w:tabs>
+        <w:spacing w:before="140" w:after="20"/>
+        <w:rPr>
+          <w:rFonts w:ascii="Times New Roman" w:hAnsi="Times New Roman" w:cs="Times New Roman"/>
+        </w:rPr>
+      </w:pPr>
+      <w:r>
+        <w:rPr>
+          <w:rFonts w:ascii="Times New Roman" w:hAnsi="Times New Roman" w:cs="Times New Roman"/>
+          <w:b/>
+          <w:bCs/>
+          <w:color w:val="1A1A1A"/>
+        </w:rPr>
+        <w:t xml:space="preserve">Artificial Intelligence Engineer</w:t>
+      </w:r>
+      <w:r>
+        <w:rPr>
+          <w:rFonts w:ascii="Times New Roman" w:hAnsi="Times New Roman" w:cs="Times New Roman"/>
+        </w:rPr>
+        <w:tab/>
+      </w:r>
+      <w:r>
+        <w:rPr>
+          <w:rFonts w:ascii="Times New Roman" w:hAnsi="Times New Roman" w:cs="Times New Roman"/>
+          <w:i/>
+          <w:iCs/>
+          <w:color w:val="555555"/>
+          <w:sz w:val="18"/>
+          <w:szCs w:val="18"/>
+        </w:rPr>
+        <w:t xml:space="preserve">Mar 2026 – Present</w:t>
+      </w:r>
+    </w:p>
+    <w:p>
+      <w:pPr>
+        <w:keepNext/>
+        <w:spacing w:after="40"/>
+        <w:rPr>
+          <w:rFonts w:ascii="Times New Roman" w:hAnsi="Times New Roman" w:cs="Times New Roman"/>
+        </w:rPr>
+      </w:pPr>
+      <w:r>
+        <w:rPr>
+          <w:rFonts w:ascii="Times New Roman" w:hAnsi="Times New Roman" w:cs="Times New Roman"/>
+          <w:i/>
+          <w:iCs/>
+          <w:color w:val="8E44AD"/>
+          <w:sz w:val="19"/>
+          <w:szCs w:val="19"/>
+        </w:rPr>
+        <w:t xml:space="preserve">NINCA Tech Services</w:t>
+      </w:r>
+      <w:r>
+        <w:rPr>
+          <w:rFonts w:ascii="Times New Roman" w:hAnsi="Times New Roman" w:cs="Times New Roman"/>
+          <w:color w:val="555555"/>
+          <w:sz w:val="18"/>
+          <w:szCs w:val="18"/>
+        </w:rPr>
+        <w:t xml:space="preserve">  |  Freelance, Hybrid</w:t>
       </w:r>
     </w:p>
     <w:p>
@@ -456,103 +483,7 @@
           <w:sz w:val="19"/>
           <w:szCs w:val="19"/>
         </w:rPr>
-        <w:t>Documented every formula, assumption, and design decision — the reproducibility standard expected in computational genomics researc</w:t>
-      </w:r>
-      <w:r>
-        <w:rPr>
-          <w:rFonts w:ascii="Times New Roman" w:hAnsi="Times New Roman" w:cs="Times New Roman"/>
-          <w:color w:val="1A1A1A"/>
-          <w:sz w:val="19"/>
-          <w:szCs w:val="19"/>
-        </w:rPr>
-        <w:t>h.</w:t>
-      </w:r>
-    </w:p>
-    <w:p>
-      <w:pPr>
-        <w:tabs>
-          <w:tab w:val="right" w:pos="9360"/>
-        </w:tabs>
-        <w:spacing w:before="140" w:after="20"/>
-        <w:rPr>
-          <w:rFonts w:ascii="Times New Roman" w:hAnsi="Times New Roman" w:cs="Times New Roman"/>
-        </w:rPr>
-      </w:pPr>
-      <w:r>
-        <w:rPr>
-          <w:rFonts w:ascii="Times New Roman" w:hAnsi="Times New Roman" w:cs="Times New Roman"/>
-          <w:b/>
-          <w:bCs/>
-          <w:color w:val="1A1A1A"/>
-        </w:rPr>
-        <w:t>Data &amp; AI Consultant</w:t>
-      </w:r>
-      <w:r>
-        <w:rPr>
-          <w:rFonts w:ascii="Times New Roman" w:hAnsi="Times New Roman" w:cs="Times New Roman"/>
-        </w:rPr>
-        <w:tab/>
-      </w:r>
-      <w:r>
-        <w:rPr>
-          <w:rFonts w:ascii="Times New Roman" w:hAnsi="Times New Roman" w:cs="Times New Roman"/>
-          <w:i/>
-          <w:iCs/>
-          <w:color w:val="555555"/>
-          <w:sz w:val="18"/>
-          <w:szCs w:val="18"/>
-        </w:rPr>
-        <w:t>Jul 2025 – Mar 2026</w:t>
-      </w:r>
-    </w:p>
-    <w:p>
-      <w:pPr>
-        <w:spacing w:after="40"/>
-        <w:rPr>
-          <w:rFonts w:ascii="Times New Roman" w:hAnsi="Times New Roman" w:cs="Times New Roman"/>
-        </w:rPr>
-      </w:pPr>
-      <w:r>
-        <w:rPr>
-          <w:rFonts w:ascii="Times New Roman" w:hAnsi="Times New Roman" w:cs="Times New Roman"/>
-          <w:i/>
-          <w:iCs/>
-          <w:color w:val="8E44AD"/>
-          <w:sz w:val="19"/>
-          <w:szCs w:val="19"/>
-        </w:rPr>
-        <w:t xml:space="preserve">One51 | Data &amp; Analytics </w:t>
-      </w:r>
-      <w:proofErr w:type="gramStart"/>
-      <w:r>
-        <w:rPr>
-          <w:rFonts w:ascii="Times New Roman" w:hAnsi="Times New Roman" w:cs="Times New Roman"/>
-          <w:i/>
-          <w:iCs/>
-          <w:color w:val="8E44AD"/>
-          <w:sz w:val="19"/>
-          <w:szCs w:val="19"/>
-        </w:rPr>
-        <w:t>Consultancy</w:t>
-      </w:r>
-      <w:r>
-        <w:rPr>
-          <w:rFonts w:ascii="Times New Roman" w:hAnsi="Times New Roman" w:cs="Times New Roman"/>
-          <w:color w:val="555555"/>
-          <w:sz w:val="18"/>
-          <w:szCs w:val="18"/>
-        </w:rPr>
-        <w:t xml:space="preserve">  |</w:t>
-      </w:r>
-      <w:proofErr w:type="gramEnd"/>
-      <w:r>
-        <w:rPr>
-          <w:rFonts w:ascii="Times New Roman" w:hAnsi="Times New Roman" w:cs="Times New Roman"/>
-          <w:color w:val="555555"/>
-          <w:sz w:val="18"/>
-          <w:szCs w:val="18"/>
-        </w:rPr>
-        <w:t xml:space="preserve">  Sydney, Australia</w:t>
+        <w:t xml:space="preserve">Designed and built an agentic automation platform from the ground up, integrating n8n and LLMs to orchestrate business processes and synchronise ERP systems, dashboards and real-time WhatsApp communication for operational teams</w:t>
       </w:r>
     </w:p>
     <w:p>
@@ -574,27 +505,7 @@
           <w:sz w:val="19"/>
           <w:szCs w:val="19"/>
         </w:rPr>
-        <w:t xml:space="preserve">Designed AI orchestration workflows using Azure Machine Learning, Durable Functions, Azure AI Search, and </w:t>
-      </w:r>
-      <w:proofErr w:type="spellStart"/>
-      <w:r>
-        <w:rPr>
-          <w:rFonts w:ascii="Times New Roman" w:hAnsi="Times New Roman" w:cs="Times New Roman"/>
-          <w:color w:val="1A1A1A"/>
-          <w:sz w:val="19"/>
-          <w:szCs w:val="19"/>
-        </w:rPr>
-        <w:t>HuggingFace</w:t>
-      </w:r>
-      <w:proofErr w:type="spellEnd"/>
-      <w:r>
-        <w:rPr>
-          <w:rFonts w:ascii="Times New Roman" w:hAnsi="Times New Roman" w:cs="Times New Roman"/>
-          <w:color w:val="1A1A1A"/>
-          <w:sz w:val="19"/>
-          <w:szCs w:val="19"/>
-        </w:rPr>
-        <w:t xml:space="preserve"> model serving</w:t>
+        <w:t xml:space="preserve">Developed a custom operations management platform combining ERP functionality, workflow automation, centralised data and interactive dashboards into a single system</w:t>
       </w:r>
     </w:p>
     <w:p>
@@ -616,34 +527,74 @@
           <w:sz w:val="19"/>
           <w:szCs w:val="19"/>
         </w:rPr>
-        <w:t>Developed</w:t>
-      </w:r>
-      <w:r>
-        <w:rPr>
-          <w:rFonts w:ascii="Times New Roman" w:hAnsi="Times New Roman" w:cs="Times New Roman"/>
-          <w:color w:val="1A1A1A"/>
-          <w:sz w:val="19"/>
-          <w:szCs w:val="19"/>
-        </w:rPr>
-        <w:t xml:space="preserve"> AI</w:t>
-      </w:r>
-      <w:r>
-        <w:rPr>
-          <w:rFonts w:ascii="Times New Roman" w:hAnsi="Times New Roman" w:cs="Times New Roman"/>
-          <w:color w:val="1A1A1A"/>
-          <w:sz w:val="19"/>
-          <w:szCs w:val="19"/>
-        </w:rPr>
-        <w:t xml:space="preserve"> RAG systems to automate analytics platform migrations (</w:t>
-      </w:r>
-      <w:r>
-        <w:rPr>
-          <w:rFonts w:ascii="Times New Roman" w:hAnsi="Times New Roman" w:cs="Times New Roman"/>
-          <w:color w:val="1A1A1A"/>
-          <w:sz w:val="19"/>
-          <w:szCs w:val="19"/>
-        </w:rPr>
-        <w:t>dashboards and databases=</w:t>
+        <w:t xml:space="preserve">Built an AI-powered analytics platform with a conversational interface that answers data questions and reconfigures visualisations on request, using RAG and LLMs with full query traceability</w:t>
+      </w:r>
+    </w:p>
+    <w:p>
+      <w:pPr>
+        <w:keepNext/>
+        <w:tabs>
+          <w:tab w:val="right" w:pos="9360"/>
+        </w:tabs>
+        <w:spacing w:before="140" w:after="20"/>
+        <w:rPr>
+          <w:rFonts w:ascii="Times New Roman" w:hAnsi="Times New Roman" w:cs="Times New Roman"/>
+        </w:rPr>
+      </w:pPr>
+      <w:r>
+        <w:rPr>
+          <w:rFonts w:ascii="Times New Roman" w:hAnsi="Times New Roman" w:cs="Times New Roman"/>
+          <w:b/>
+          <w:bCs/>
+          <w:color w:val="1A1A1A"/>
+        </w:rPr>
+        <w:t xml:space="preserve">Software &amp; Data Engineer</w:t>
+      </w:r>
+      <w:r>
+        <w:rPr>
+          <w:rFonts w:ascii="Times New Roman" w:hAnsi="Times New Roman" w:cs="Times New Roman"/>
+        </w:rPr>
+        <w:tab/>
+      </w:r>
+      <w:r>
+        <w:rPr>
+          <w:rFonts w:ascii="Times New Roman" w:hAnsi="Times New Roman" w:cs="Times New Roman"/>
+          <w:i/>
+          <w:iCs/>
+          <w:color w:val="555555"/>
+          <w:sz w:val="18"/>
+          <w:szCs w:val="18"/>
+        </w:rPr>
+        <w:t xml:space="preserve">Mar 2026 – Sep 2026</w:t>
+      </w:r>
+    </w:p>
+    <w:p>
+      <w:pPr>
+        <w:keepNext/>
+        <w:spacing w:after="40"/>
+        <w:rPr>
+          <w:rFonts w:ascii="Times New Roman" w:hAnsi="Times New Roman" w:cs="Times New Roman"/>
+        </w:rPr>
+      </w:pPr>
+      <w:r>
+        <w:rPr>
+          <w:rFonts w:ascii="Times New Roman" w:hAnsi="Times New Roman" w:cs="Times New Roman"/>
+          <w:i/>
+          <w:iCs/>
+          <w:color w:val="8E44AD"/>
+          <w:sz w:val="19"/>
+          <w:szCs w:val="19"/>
+        </w:rPr>
+        <w:t xml:space="preserve">Australian Institute for Bioengineering and Nanotechnology (AIBN)</w:t>
+      </w:r>
+      <w:r>
+        <w:rPr>
+          <w:rFonts w:ascii="Times New Roman" w:hAnsi="Times New Roman" w:cs="Times New Roman"/>
+          <w:color w:val="555555"/>
+          <w:sz w:val="18"/>
+          <w:szCs w:val="18"/>
+        </w:rPr>
+        <w:t xml:space="preserve">  |  Brisbane, Australia</w:t>
       </w:r>
     </w:p>
     <w:p>
@@ -665,7 +616,7 @@
           <w:sz w:val="19"/>
           <w:szCs w:val="19"/>
         </w:rPr>
-        <w:t>Constructed an AI-based accounting automation pipeline on Databricks integrating OCR, signal normalization, and LLM-assisted semantic resolution</w:t>
+        <w:t xml:space="preserve">Developed an end-to-end data analysis and simulation system for bio-experiments, integrating bioreactor, sample and metabolomics data into validated metrics, visual insights and actionable results across multiple bioreactor platforms</w:t>
       </w:r>
     </w:p>
     <w:p>
@@ -687,83 +638,7 @@
           <w:sz w:val="19"/>
           <w:szCs w:val="19"/>
         </w:rPr>
-        <w:t>Built interactive applications for metadata visualization, dependency tracking, and migration gap identification</w:t>
-      </w:r>
-    </w:p>
-    <w:p>
-      <w:pPr>
-        <w:tabs>
-          <w:tab w:val="right" w:pos="9360"/>
-        </w:tabs>
-        <w:spacing w:before="140" w:after="20"/>
-        <w:rPr>
-          <w:rFonts w:ascii="Times New Roman" w:hAnsi="Times New Roman" w:cs="Times New Roman"/>
-        </w:rPr>
-      </w:pPr>
-      <w:r>
-        <w:rPr>
-          <w:rFonts w:ascii="Times New Roman" w:hAnsi="Times New Roman" w:cs="Times New Roman"/>
-          <w:b/>
-          <w:bCs/>
-          <w:color w:val="1A1A1A"/>
-        </w:rPr>
-        <w:t>Associate Software &amp; Data Architect</w:t>
-      </w:r>
-      <w:r>
-        <w:rPr>
-          <w:rFonts w:ascii="Times New Roman" w:hAnsi="Times New Roman" w:cs="Times New Roman"/>
-        </w:rPr>
-        <w:tab/>
-      </w:r>
-      <w:r>
-        <w:rPr>
-          <w:rFonts w:ascii="Times New Roman" w:hAnsi="Times New Roman" w:cs="Times New Roman"/>
-          <w:i/>
-          <w:iCs/>
-          <w:color w:val="555555"/>
-          <w:sz w:val="18"/>
-          <w:szCs w:val="18"/>
-        </w:rPr>
-        <w:t>Jul 2024 – Jan 2025</w:t>
-      </w:r>
-    </w:p>
-    <w:p>
-      <w:pPr>
-        <w:spacing w:after="40"/>
-        <w:rPr>
-          <w:rFonts w:ascii="Times New Roman" w:hAnsi="Times New Roman" w:cs="Times New Roman"/>
-        </w:rPr>
-      </w:pPr>
-      <w:proofErr w:type="gramStart"/>
-      <w:r>
-        <w:rPr>
-          <w:rFonts w:ascii="Times New Roman" w:hAnsi="Times New Roman" w:cs="Times New Roman"/>
-          <w:i/>
-          <w:iCs/>
-          <w:color w:val="8E44AD"/>
-          <w:sz w:val="19"/>
-          <w:szCs w:val="19"/>
-        </w:rPr>
-        <w:t>BBVA</w:t>
-      </w:r>
-      <w:r>
-        <w:rPr>
-          <w:rFonts w:ascii="Times New Roman" w:hAnsi="Times New Roman" w:cs="Times New Roman"/>
-          <w:color w:val="555555"/>
-          <w:sz w:val="18"/>
-          <w:szCs w:val="18"/>
-        </w:rPr>
-        <w:t xml:space="preserve">  |</w:t>
-      </w:r>
-      <w:proofErr w:type="gramEnd"/>
-      <w:r>
-        <w:rPr>
-          <w:rFonts w:ascii="Times New Roman" w:hAnsi="Times New Roman" w:cs="Times New Roman"/>
-          <w:color w:val="555555"/>
-          <w:sz w:val="18"/>
-          <w:szCs w:val="18"/>
-        </w:rPr>
-        <w:t xml:space="preserve">  Lima, Peru</w:t>
+        <w:t xml:space="preserve">Built an interactive environment to analyse and simulate fermentation processes: explore experiments, modify parameters, recalculate results dynamically, compare runs and test scenarios in one workflow</w:t>
       </w:r>
     </w:p>
     <w:p>
@@ -785,7 +660,74 @@
           <w:sz w:val="19"/>
           <w:szCs w:val="19"/>
         </w:rPr>
-        <w:t>Led migration of millions of contractual records from IBM Mainframe to cloud infrastructure using Apache Spark</w:t>
+        <w:t xml:space="preserve">Engineered the platform with an AI-assisted development workflow (Claude Code), modular architecture, automated testing, data validation and reproducible pipelines; presented at GBA 2026 in France</w:t>
+      </w:r>
+    </w:p>
+    <w:p>
+      <w:pPr>
+        <w:keepNext/>
+        <w:tabs>
+          <w:tab w:val="right" w:pos="9360"/>
+        </w:tabs>
+        <w:spacing w:before="140" w:after="20"/>
+        <w:rPr>
+          <w:rFonts w:ascii="Times New Roman" w:hAnsi="Times New Roman" w:cs="Times New Roman"/>
+        </w:rPr>
+      </w:pPr>
+      <w:r>
+        <w:rPr>
+          <w:rFonts w:ascii="Times New Roman" w:hAnsi="Times New Roman" w:cs="Times New Roman"/>
+          <w:b/>
+          <w:bCs/>
+          <w:color w:val="1A1A1A"/>
+        </w:rPr>
+        <w:t xml:space="preserve">Data &amp; AI Engineer</w:t>
+      </w:r>
+      <w:r>
+        <w:rPr>
+          <w:rFonts w:ascii="Times New Roman" w:hAnsi="Times New Roman" w:cs="Times New Roman"/>
+        </w:rPr>
+        <w:tab/>
+      </w:r>
+      <w:r>
+        <w:rPr>
+          <w:rFonts w:ascii="Times New Roman" w:hAnsi="Times New Roman" w:cs="Times New Roman"/>
+          <w:i/>
+          <w:iCs/>
+          <w:color w:val="555555"/>
+          <w:sz w:val="18"/>
+          <w:szCs w:val="18"/>
+        </w:rPr>
+        <w:t xml:space="preserve">Jul 2025 – Feb 2026</w:t>
+      </w:r>
+    </w:p>
+    <w:p>
+      <w:pPr>
+        <w:keepNext/>
+        <w:spacing w:after="40"/>
+        <w:rPr>
+          <w:rFonts w:ascii="Times New Roman" w:hAnsi="Times New Roman" w:cs="Times New Roman"/>
+        </w:rPr>
+      </w:pPr>
+      <w:r>
+        <w:rPr>
+          <w:rFonts w:ascii="Times New Roman" w:hAnsi="Times New Roman" w:cs="Times New Roman"/>
+          <w:i/>
+          <w:iCs/>
+          <w:color w:val="8E44AD"/>
+          <w:sz w:val="19"/>
+          <w:szCs w:val="19"/>
+        </w:rPr>
+        <w:t xml:space="preserve">One51 | Data &amp; Analytics Consultancy</w:t>
+      </w:r>
+      <w:r>
+        <w:rPr>
+          <w:rFonts w:ascii="Times New Roman" w:hAnsi="Times New Roman" w:cs="Times New Roman"/>
+          <w:color w:val="555555"/>
+          <w:sz w:val="18"/>
+          <w:szCs w:val="18"/>
+        </w:rPr>
+        <w:t xml:space="preserve">  |  Sydney, Australia</w:t>
       </w:r>
     </w:p>
     <w:p>
@@ -807,27 +749,7 @@
           <w:sz w:val="19"/>
           <w:szCs w:val="19"/>
         </w:rPr>
-        <w:t xml:space="preserve">Designed frameworks for data quality, scalability, and compliance </w:t>
-      </w:r>
-      <w:proofErr w:type="gramStart"/>
-      <w:r>
-        <w:rPr>
-          <w:rFonts w:ascii="Times New Roman" w:hAnsi="Times New Roman" w:cs="Times New Roman"/>
-          <w:color w:val="1A1A1A"/>
-          <w:sz w:val="19"/>
-          <w:szCs w:val="19"/>
-        </w:rPr>
-        <w:t>with banking</w:t>
-      </w:r>
-      <w:proofErr w:type="gramEnd"/>
-      <w:r>
-        <w:rPr>
-          <w:rFonts w:ascii="Times New Roman" w:hAnsi="Times New Roman" w:cs="Times New Roman"/>
-          <w:color w:val="1A1A1A"/>
-          <w:sz w:val="19"/>
-          <w:szCs w:val="19"/>
-        </w:rPr>
-        <w:t xml:space="preserve"> regulatory standards</w:t>
+        <w:t xml:space="preserve">Architected cloud-based AI systems on Azure (Machine Learning, Durable Functions, AI Search, Key Vault, DevOps CI/CD): scalable AI orchestration, HuggingFace model serving, Logic App integrations and cost-optimised workflows</w:t>
       </w:r>
     </w:p>
     <w:p>
@@ -849,7 +771,7 @@
           <w:sz w:val="19"/>
           <w:szCs w:val="19"/>
         </w:rPr>
-        <w:t>Developed Java backend routines dynamically querying Mainframe or Oracle systems depending on data recency</w:t>
+        <w:t xml:space="preserve">Developed an AI-powered migration platform combining metadata-driven processing and RAG to automate analytics migrations (QlikView to Power BI, SQL Server to Snowflake), reducing manual mapping and improving accuracy</w:t>
       </w:r>
     </w:p>
     <w:p>
@@ -871,83 +793,7 @@
           <w:sz w:val="19"/>
           <w:szCs w:val="19"/>
         </w:rPr>
-        <w:t>Managed centralized contracts module exposing data across banking systems</w:t>
-      </w:r>
-    </w:p>
-    <w:p>
-      <w:pPr>
-        <w:tabs>
-          <w:tab w:val="right" w:pos="9360"/>
-        </w:tabs>
-        <w:spacing w:before="140" w:after="20"/>
-        <w:rPr>
-          <w:rFonts w:ascii="Times New Roman" w:hAnsi="Times New Roman" w:cs="Times New Roman"/>
-        </w:rPr>
-      </w:pPr>
-      <w:r>
-        <w:rPr>
-          <w:rFonts w:ascii="Times New Roman" w:hAnsi="Times New Roman" w:cs="Times New Roman"/>
-          <w:b/>
-          <w:bCs/>
-          <w:color w:val="1A1A1A"/>
-        </w:rPr>
-        <w:t>Software Architect</w:t>
-      </w:r>
-      <w:r>
-        <w:rPr>
-          <w:rFonts w:ascii="Times New Roman" w:hAnsi="Times New Roman" w:cs="Times New Roman"/>
-        </w:rPr>
-        <w:tab/>
-      </w:r>
-      <w:r>
-        <w:rPr>
-          <w:rFonts w:ascii="Times New Roman" w:hAnsi="Times New Roman" w:cs="Times New Roman"/>
-          <w:i/>
-          <w:iCs/>
-          <w:color w:val="555555"/>
-          <w:sz w:val="18"/>
-          <w:szCs w:val="18"/>
-        </w:rPr>
-        <w:t>Oct 2022 – Jul 2024</w:t>
-      </w:r>
-    </w:p>
-    <w:p>
-      <w:pPr>
-        <w:spacing w:after="40"/>
-        <w:rPr>
-          <w:rFonts w:ascii="Times New Roman" w:hAnsi="Times New Roman" w:cs="Times New Roman"/>
-        </w:rPr>
-      </w:pPr>
-      <w:proofErr w:type="gramStart"/>
-      <w:r>
-        <w:rPr>
-          <w:rFonts w:ascii="Times New Roman" w:hAnsi="Times New Roman" w:cs="Times New Roman"/>
-          <w:i/>
-          <w:iCs/>
-          <w:color w:val="8E44AD"/>
-          <w:sz w:val="19"/>
-          <w:szCs w:val="19"/>
-        </w:rPr>
-        <w:t>BBVA</w:t>
-      </w:r>
-      <w:r>
-        <w:rPr>
-          <w:rFonts w:ascii="Times New Roman" w:hAnsi="Times New Roman" w:cs="Times New Roman"/>
-          <w:color w:val="555555"/>
-          <w:sz w:val="18"/>
-          <w:szCs w:val="18"/>
-        </w:rPr>
-        <w:t xml:space="preserve">  |</w:t>
-      </w:r>
-      <w:proofErr w:type="gramEnd"/>
-      <w:r>
-        <w:rPr>
-          <w:rFonts w:ascii="Times New Roman" w:hAnsi="Times New Roman" w:cs="Times New Roman"/>
-          <w:color w:val="555555"/>
-          <w:sz w:val="18"/>
-          <w:szCs w:val="18"/>
-        </w:rPr>
-        <w:t xml:space="preserve">  Lima, Peru</w:t>
+        <w:t xml:space="preserve">Engineered an AI-driven accounting automation system on Databricks combining OCR, signal normalisation and LLM-based semantic resolution, deployed through automated Databricks Jobs and pipelines</w:t>
       </w:r>
     </w:p>
     <w:p>
@@ -969,7 +815,85 @@
           <w:sz w:val="19"/>
           <w:szCs w:val="19"/>
         </w:rPr>
-        <w:t>Engineered scalable batch pipelines using Apache Spark and Java for multi-product Mainframe-to-cloud migration</w:t>
+        <w:t xml:space="preserve">Built analytics and migration-intelligence apps in Streamlit and Python: dependency mapping, migration-gap detection, automated scoring, validation and data-quality assessment</w:t>
+      </w:r>
+    </w:p>
+    <w:p>
+      <w:pPr>
+        <w:keepNext/>
+        <w:tabs>
+          <w:tab w:val="right" w:pos="9360"/>
+        </w:tabs>
+        <w:spacing w:before="140" w:after="20"/>
+        <w:rPr>
+          <w:rFonts w:ascii="Times New Roman" w:hAnsi="Times New Roman" w:cs="Times New Roman"/>
+        </w:rPr>
+      </w:pPr>
+      <w:r>
+        <w:rPr>
+          <w:rFonts w:ascii="Times New Roman" w:hAnsi="Times New Roman" w:cs="Times New Roman"/>
+          <w:b/>
+          <w:bCs/>
+          <w:color w:val="1A1A1A"/>
+        </w:rPr>
+        <w:t>Associate Software &amp; Data Architect</w:t>
+      </w:r>
+      <w:r>
+        <w:rPr>
+          <w:rFonts w:ascii="Times New Roman" w:hAnsi="Times New Roman" w:cs="Times New Roman"/>
+        </w:rPr>
+        <w:tab/>
+      </w:r>
+      <w:r>
+        <w:rPr>
+          <w:rFonts w:ascii="Times New Roman" w:hAnsi="Times New Roman" w:cs="Times New Roman"/>
+          <w:i/>
+          <w:iCs/>
+          <w:color w:val="555555"/>
+          <w:sz w:val="18"/>
+          <w:szCs w:val="18"/>
+        </w:rPr>
+        <w:t>Jul 2024 – Jan 2025</w:t>
+      </w:r>
+    </w:p>
+    <w:p>
+      <w:pPr>
+        <w:keepNext/>
+        <w:spacing w:after="40"/>
+        <w:rPr>
+          <w:rFonts w:ascii="Times New Roman" w:hAnsi="Times New Roman" w:cs="Times New Roman"/>
+        </w:rPr>
+      </w:pPr>
+      <w:proofErr w:type="gramStart"/>
+      <w:r>
+        <w:rPr>
+          <w:rFonts w:ascii="Times New Roman" w:hAnsi="Times New Roman" w:cs="Times New Roman"/>
+          <w:i/>
+          <w:iCs/>
+          <w:color w:val="8E44AD"/>
+          <w:sz w:val="19"/>
+          <w:szCs w:val="19"/>
+        </w:rPr>
+        <w:t>BBVA</w:t>
+      </w:r>
+      <w:r>
+        <w:rPr>
+          <w:rFonts w:ascii="Times New Roman" w:hAnsi="Times New Roman" w:cs="Times New Roman"/>
+          <w:color w:val="555555"/>
+          <w:sz w:val="18"/>
+          <w:szCs w:val="18"/>
+        </w:rPr>
+        <w:t xml:space="preserve">  |</w:t>
+      </w:r>
+      <w:proofErr w:type="gramEnd"/>
+      <w:r>
+        <w:rPr>
+          <w:rFonts w:ascii="Times New Roman" w:hAnsi="Times New Roman" w:cs="Times New Roman"/>
+          <w:color w:val="555555"/>
+          <w:sz w:val="18"/>
+          <w:szCs w:val="18"/>
+        </w:rPr>
+        <w:t xml:space="preserve">  Lima, Peru</w:t>
       </w:r>
     </w:p>
     <w:p>
@@ -991,7 +915,7 @@
           <w:sz w:val="19"/>
           <w:szCs w:val="19"/>
         </w:rPr>
-        <w:t>Developed reusable Spark routines for data transformation, validation, reconciliation, and loading in Parquet format</w:t>
+        <w:t>Led migration of millions of contractual records from IBM Mainframe to cloud infrastructure using Apache Spark</w:t>
       </w:r>
     </w:p>
     <w:p>
@@ -1013,7 +937,27 @@
           <w:sz w:val="19"/>
           <w:szCs w:val="19"/>
         </w:rPr>
-        <w:t>Automated business-rule validations and anomaly detection across millions of contract records</w:t>
+        <w:t xml:space="preserve">Designed frameworks for data quality, scalability, and compliance </w:t>
+      </w:r>
+      <w:proofErr w:type="gramStart"/>
+      <w:r>
+        <w:rPr>
+          <w:rFonts w:ascii="Times New Roman" w:hAnsi="Times New Roman" w:cs="Times New Roman"/>
+          <w:color w:val="1A1A1A"/>
+          <w:sz w:val="19"/>
+          <w:szCs w:val="19"/>
+        </w:rPr>
+        <w:t>with banking</w:t>
+      </w:r>
+      <w:proofErr w:type="gramEnd"/>
+      <w:r>
+        <w:rPr>
+          <w:rFonts w:ascii="Times New Roman" w:hAnsi="Times New Roman" w:cs="Times New Roman"/>
+          <w:color w:val="1A1A1A"/>
+          <w:sz w:val="19"/>
+          <w:szCs w:val="19"/>
+        </w:rPr>
+        <w:t xml:space="preserve"> regulatory standards</w:t>
       </w:r>
     </w:p>
     <w:p>
@@ -1035,94 +979,7 @@
           <w:sz w:val="19"/>
           <w:szCs w:val="19"/>
         </w:rPr>
-        <w:t>Deployed and maintained 70+ reusable components (Java backend, Spark batch, database scripts)</w:t>
-      </w:r>
-    </w:p>
-    <w:p>
-      <w:pPr>
-        <w:tabs>
-          <w:tab w:val="right" w:pos="9360"/>
-        </w:tabs>
-        <w:spacing w:before="140" w:after="20"/>
-        <w:rPr>
-          <w:rFonts w:ascii="Times New Roman" w:hAnsi="Times New Roman" w:cs="Times New Roman"/>
-        </w:rPr>
-      </w:pPr>
-      <w:r>
-        <w:rPr>
-          <w:rFonts w:ascii="Times New Roman" w:hAnsi="Times New Roman" w:cs="Times New Roman"/>
-          <w:b/>
-          <w:bCs/>
-          <w:color w:val="1A1A1A"/>
-        </w:rPr>
-        <w:t>BI &amp; Data Analyst</w:t>
-      </w:r>
-      <w:r>
-        <w:rPr>
-          <w:rFonts w:ascii="Times New Roman" w:hAnsi="Times New Roman" w:cs="Times New Roman"/>
-        </w:rPr>
-        <w:tab/>
-      </w:r>
-      <w:r>
-        <w:rPr>
-          <w:rFonts w:ascii="Times New Roman" w:hAnsi="Times New Roman" w:cs="Times New Roman"/>
-          <w:i/>
-          <w:iCs/>
-          <w:color w:val="555555"/>
-          <w:sz w:val="18"/>
-          <w:szCs w:val="18"/>
-        </w:rPr>
-        <w:t>Jul 2021 – Feb 2022</w:t>
-      </w:r>
-    </w:p>
-    <w:p>
-      <w:pPr>
-        <w:spacing w:after="40"/>
-        <w:rPr>
-          <w:rFonts w:ascii="Times New Roman" w:hAnsi="Times New Roman" w:cs="Times New Roman"/>
-        </w:rPr>
-      </w:pPr>
-      <w:r>
-        <w:rPr>
-          <w:rFonts w:ascii="Times New Roman" w:hAnsi="Times New Roman" w:cs="Times New Roman"/>
-          <w:i/>
-          <w:iCs/>
-          <w:color w:val="8E44AD"/>
-          <w:sz w:val="19"/>
-          <w:szCs w:val="19"/>
-        </w:rPr>
-        <w:t xml:space="preserve">Vida Software </w:t>
-      </w:r>
-      <w:proofErr w:type="gramStart"/>
-      <w:r>
-        <w:rPr>
-          <w:rFonts w:ascii="Times New Roman" w:hAnsi="Times New Roman" w:cs="Times New Roman"/>
-          <w:i/>
-          <w:iCs/>
-          <w:color w:val="8E44AD"/>
-          <w:sz w:val="19"/>
-          <w:szCs w:val="19"/>
-        </w:rPr>
-        <w:t>SAC</w:t>
-      </w:r>
-      <w:r>
-        <w:rPr>
-          <w:rFonts w:ascii="Times New Roman" w:hAnsi="Times New Roman" w:cs="Times New Roman"/>
-          <w:color w:val="555555"/>
-          <w:sz w:val="18"/>
-          <w:szCs w:val="18"/>
-        </w:rPr>
-        <w:t xml:space="preserve">  |</w:t>
-      </w:r>
-      <w:proofErr w:type="gramEnd"/>
-      <w:r>
-        <w:rPr>
-          <w:rFonts w:ascii="Times New Roman" w:hAnsi="Times New Roman" w:cs="Times New Roman"/>
-          <w:color w:val="555555"/>
-          <w:sz w:val="18"/>
-          <w:szCs w:val="18"/>
-        </w:rPr>
-        <w:t xml:space="preserve">  Lima, Peru</w:t>
+        <w:t>Developed Java backend routines dynamically querying Mainframe or Oracle systems depending on data recency</w:t>
       </w:r>
     </w:p>
     <w:p>
@@ -1144,7 +1001,85 @@
           <w:sz w:val="19"/>
           <w:szCs w:val="19"/>
         </w:rPr>
-        <w:t>Built Big Data pipelines for performance reporting; automated daily processing of 200+ SFTP files</w:t>
+        <w:t>Managed centralized contracts module exposing data across banking systems</w:t>
+      </w:r>
+    </w:p>
+    <w:p>
+      <w:pPr>
+        <w:keepNext/>
+        <w:tabs>
+          <w:tab w:val="right" w:pos="9360"/>
+        </w:tabs>
+        <w:spacing w:before="140" w:after="20"/>
+        <w:rPr>
+          <w:rFonts w:ascii="Times New Roman" w:hAnsi="Times New Roman" w:cs="Times New Roman"/>
+        </w:rPr>
+      </w:pPr>
+      <w:r>
+        <w:rPr>
+          <w:rFonts w:ascii="Times New Roman" w:hAnsi="Times New Roman" w:cs="Times New Roman"/>
+          <w:b/>
+          <w:bCs/>
+          <w:color w:val="1A1A1A"/>
+        </w:rPr>
+        <w:t>Software Architect</w:t>
+      </w:r>
+      <w:r>
+        <w:rPr>
+          <w:rFonts w:ascii="Times New Roman" w:hAnsi="Times New Roman" w:cs="Times New Roman"/>
+        </w:rPr>
+        <w:tab/>
+      </w:r>
+      <w:r>
+        <w:rPr>
+          <w:rFonts w:ascii="Times New Roman" w:hAnsi="Times New Roman" w:cs="Times New Roman"/>
+          <w:i/>
+          <w:iCs/>
+          <w:color w:val="555555"/>
+          <w:sz w:val="18"/>
+          <w:szCs w:val="18"/>
+        </w:rPr>
+        <w:t>Oct 2022 – Jul 2024</w:t>
+      </w:r>
+    </w:p>
+    <w:p>
+      <w:pPr>
+        <w:keepNext/>
+        <w:spacing w:after="40"/>
+        <w:rPr>
+          <w:rFonts w:ascii="Times New Roman" w:hAnsi="Times New Roman" w:cs="Times New Roman"/>
+        </w:rPr>
+      </w:pPr>
+      <w:proofErr w:type="gramStart"/>
+      <w:r>
+        <w:rPr>
+          <w:rFonts w:ascii="Times New Roman" w:hAnsi="Times New Roman" w:cs="Times New Roman"/>
+          <w:i/>
+          <w:iCs/>
+          <w:color w:val="8E44AD"/>
+          <w:sz w:val="19"/>
+          <w:szCs w:val="19"/>
+        </w:rPr>
+        <w:t>BBVA</w:t>
+      </w:r>
+      <w:r>
+        <w:rPr>
+          <w:rFonts w:ascii="Times New Roman" w:hAnsi="Times New Roman" w:cs="Times New Roman"/>
+          <w:color w:val="555555"/>
+          <w:sz w:val="18"/>
+          <w:szCs w:val="18"/>
+        </w:rPr>
+        <w:t xml:space="preserve">  |</w:t>
+      </w:r>
+      <w:proofErr w:type="gramEnd"/>
+      <w:r>
+        <w:rPr>
+          <w:rFonts w:ascii="Times New Roman" w:hAnsi="Times New Roman" w:cs="Times New Roman"/>
+          <w:color w:val="555555"/>
+          <w:sz w:val="18"/>
+          <w:szCs w:val="18"/>
+        </w:rPr>
+        <w:t xml:space="preserve">  Lima, Peru</w:t>
       </w:r>
     </w:p>
     <w:p>
@@ -1166,7 +1101,7 @@
           <w:sz w:val="19"/>
           <w:szCs w:val="19"/>
         </w:rPr>
-        <w:t>Designed dashboards for inventory and sales forecasting for multinational retail clients</w:t>
+        <w:t>Engineered scalable batch pipelines using Apache Spark and Java for multi-product Mainframe-to-cloud migration</w:t>
       </w:r>
     </w:p>
     <w:p>
@@ -1188,183 +1123,7 @@
           <w:sz w:val="19"/>
           <w:szCs w:val="19"/>
         </w:rPr>
-        <w:t xml:space="preserve">Built integration pipelines between </w:t>
-      </w:r>
-      <w:proofErr w:type="spellStart"/>
-      <w:r>
-        <w:rPr>
-          <w:rFonts w:ascii="Times New Roman" w:hAnsi="Times New Roman" w:cs="Times New Roman"/>
-          <w:color w:val="1A1A1A"/>
-          <w:sz w:val="19"/>
-          <w:szCs w:val="19"/>
-        </w:rPr>
-        <w:t>Hasura</w:t>
-      </w:r>
-      <w:proofErr w:type="spellEnd"/>
-      <w:r>
-        <w:rPr>
-          <w:rFonts w:ascii="Times New Roman" w:hAnsi="Times New Roman" w:cs="Times New Roman"/>
-          <w:color w:val="1A1A1A"/>
-          <w:sz w:val="19"/>
-          <w:szCs w:val="19"/>
-        </w:rPr>
-        <w:t xml:space="preserve"> </w:t>
-      </w:r>
-      <w:proofErr w:type="spellStart"/>
-      <w:r>
-        <w:rPr>
-          <w:rFonts w:ascii="Times New Roman" w:hAnsi="Times New Roman" w:cs="Times New Roman"/>
-          <w:color w:val="1A1A1A"/>
-          <w:sz w:val="19"/>
-          <w:szCs w:val="19"/>
-        </w:rPr>
-        <w:t>GraphQL</w:t>
-      </w:r>
-      <w:proofErr w:type="spellEnd"/>
-      <w:r>
-        <w:rPr>
-          <w:rFonts w:ascii="Times New Roman" w:hAnsi="Times New Roman" w:cs="Times New Roman"/>
-          <w:color w:val="1A1A1A"/>
-          <w:sz w:val="19"/>
-          <w:szCs w:val="19"/>
-        </w:rPr>
-        <w:t xml:space="preserve"> and SQL Server; updated Node.js/Vue.js components</w:t>
-      </w:r>
-    </w:p>
-    <w:p>
-      <w:pPr>
-        <w:pStyle w:val="ListParagraph"/>
-        <w:spacing w:before="30" w:after="30"/>
-        <w:ind w:left="480"/>
-        <w:rPr>
-          <w:rFonts w:ascii="Times New Roman" w:hAnsi="Times New Roman" w:cs="Times New Roman"/>
-        </w:rPr>
-      </w:pPr>
-    </w:p>
-    <w:p>
-      <w:pPr>
-        <w:pBdr>
-          <w:bottom w:val="single" w:sz="6" w:space="4" w:color="8E44AD"/>
-        </w:pBdr>
-        <w:spacing w:before="300" w:after="100"/>
-        <w:rPr>
-          <w:rFonts w:ascii="Times New Roman" w:hAnsi="Times New Roman" w:cs="Times New Roman"/>
-          <w:color w:val="1A1A1A"/>
-          <w:sz w:val="19"/>
-          <w:szCs w:val="19"/>
-        </w:rPr>
-      </w:pPr>
-      <w:r>
-        <w:rPr>
-          <w:rFonts w:ascii="Times New Roman" w:hAnsi="Times New Roman" w:cs="Times New Roman"/>
-          <w:b/>
-          <w:bCs/>
-          <w:color w:val="6B2D8B"/>
-          <w:sz w:val="22"/>
-          <w:szCs w:val="22"/>
-        </w:rPr>
-        <w:t>Education</w:t>
-      </w:r>
-    </w:p>
-    <w:p>
-      <w:pPr>
-        <w:tabs>
-          <w:tab w:val="right" w:pos="9360"/>
-        </w:tabs>
-        <w:spacing w:before="140" w:after="20"/>
-        <w:rPr>
-          <w:rFonts w:ascii="Times New Roman" w:hAnsi="Times New Roman" w:cs="Times New Roman"/>
-        </w:rPr>
-      </w:pPr>
-      <w:proofErr w:type="gramStart"/>
-      <w:r>
-        <w:rPr>
-          <w:rFonts w:ascii="Times New Roman" w:hAnsi="Times New Roman" w:cs="Times New Roman"/>
-          <w:b/>
-          <w:bCs/>
-          <w:color w:val="1A1A1A"/>
-        </w:rPr>
-        <w:t>Master in Data Science</w:t>
-      </w:r>
-      <w:proofErr w:type="gramEnd"/>
-      <w:r>
-        <w:rPr>
-          <w:rFonts w:ascii="Times New Roman" w:hAnsi="Times New Roman" w:cs="Times New Roman"/>
-        </w:rPr>
-        <w:tab/>
-      </w:r>
-      <w:r>
-        <w:rPr>
-          <w:rFonts w:ascii="Times New Roman" w:hAnsi="Times New Roman" w:cs="Times New Roman"/>
-          <w:i/>
-          <w:iCs/>
-          <w:color w:val="555555"/>
-          <w:sz w:val="18"/>
-          <w:szCs w:val="18"/>
-        </w:rPr>
-        <w:t xml:space="preserve">2025 – </w:t>
-      </w:r>
-      <w:r>
-        <w:rPr>
-          <w:rFonts w:ascii="Times New Roman" w:hAnsi="Times New Roman" w:cs="Times New Roman"/>
-          <w:i/>
-          <w:iCs/>
-          <w:color w:val="555555"/>
-          <w:sz w:val="18"/>
-          <w:szCs w:val="18"/>
-        </w:rPr>
-        <w:t>June 2026</w:t>
-      </w:r>
-    </w:p>
-    <w:p>
-      <w:pPr>
-        <w:spacing w:after="40"/>
-        <w:rPr>
-          <w:rFonts w:ascii="Times New Roman" w:hAnsi="Times New Roman" w:cs="Times New Roman"/>
-        </w:rPr>
-      </w:pPr>
-      <w:r>
-        <w:rPr>
-          <w:rFonts w:ascii="Times New Roman" w:hAnsi="Times New Roman" w:cs="Times New Roman"/>
-          <w:i/>
-          <w:iCs/>
-          <w:color w:val="8E44AD"/>
-          <w:sz w:val="19"/>
-          <w:szCs w:val="19"/>
-        </w:rPr>
-        <w:lastRenderedPageBreak/>
-        <w:t xml:space="preserve">University of </w:t>
-      </w:r>
-      <w:proofErr w:type="gramStart"/>
-      <w:r>
-        <w:rPr>
-          <w:rFonts w:ascii="Times New Roman" w:hAnsi="Times New Roman" w:cs="Times New Roman"/>
-          <w:i/>
-          <w:iCs/>
-          <w:color w:val="8E44AD"/>
-          <w:sz w:val="19"/>
-          <w:szCs w:val="19"/>
-        </w:rPr>
-        <w:t>Queensland</w:t>
-      </w:r>
-      <w:r>
-        <w:rPr>
-          <w:rFonts w:ascii="Times New Roman" w:hAnsi="Times New Roman" w:cs="Times New Roman"/>
-          <w:color w:val="555555"/>
-          <w:sz w:val="18"/>
-          <w:szCs w:val="18"/>
-        </w:rPr>
-        <w:t xml:space="preserve">  |</w:t>
-      </w:r>
-      <w:proofErr w:type="gramEnd"/>
-      <w:r>
-        <w:rPr>
-          <w:rFonts w:ascii="Times New Roman" w:hAnsi="Times New Roman" w:cs="Times New Roman"/>
-          <w:color w:val="555555"/>
-          <w:sz w:val="18"/>
-          <w:szCs w:val="18"/>
-        </w:rPr>
-        <w:t xml:space="preserve">  Brisbane, Australia</w:t>
+        <w:t>Developed reusable Spark routines for data transformation, validation, reconciliation, and loading in Parquet format</w:t>
       </w:r>
     </w:p>
     <w:p>
@@ -1386,116 +1145,7 @@
           <w:sz w:val="19"/>
           <w:szCs w:val="19"/>
         </w:rPr>
-        <w:t>Coursework: Cloud Computing, Machine Learning, Statistics, Artificial Intelligence, Deep Learning, Bioinformatics</w:t>
-      </w:r>
-    </w:p>
-    <w:p>
-      <w:pPr>
-        <w:tabs>
-          <w:tab w:val="right" w:pos="9360"/>
-        </w:tabs>
-        <w:spacing w:before="140" w:after="20"/>
-        <w:rPr>
-          <w:rFonts w:ascii="Times New Roman" w:hAnsi="Times New Roman" w:cs="Times New Roman"/>
-        </w:rPr>
-      </w:pPr>
-      <w:r>
-        <w:rPr>
-          <w:rFonts w:ascii="Times New Roman" w:hAnsi="Times New Roman" w:cs="Times New Roman"/>
-          <w:b/>
-          <w:bCs/>
-          <w:color w:val="1A1A1A"/>
-        </w:rPr>
-        <w:t>Master of Artificial Intelligence</w:t>
-      </w:r>
-      <w:r>
-        <w:rPr>
-          <w:rFonts w:ascii="Times New Roman" w:hAnsi="Times New Roman" w:cs="Times New Roman"/>
-        </w:rPr>
-        <w:tab/>
-      </w:r>
-      <w:r>
-        <w:rPr>
-          <w:rFonts w:ascii="Times New Roman" w:hAnsi="Times New Roman" w:cs="Times New Roman"/>
-          <w:i/>
-          <w:iCs/>
-          <w:color w:val="555555"/>
-          <w:sz w:val="18"/>
-          <w:szCs w:val="18"/>
-        </w:rPr>
-        <w:t xml:space="preserve">2024 - </w:t>
-      </w:r>
-      <w:r>
-        <w:rPr>
-          <w:rFonts w:ascii="Times New Roman" w:hAnsi="Times New Roman" w:cs="Times New Roman"/>
-          <w:i/>
-          <w:iCs/>
-          <w:color w:val="555555"/>
-          <w:sz w:val="18"/>
-          <w:szCs w:val="18"/>
-        </w:rPr>
-        <w:t>202</w:t>
-      </w:r>
-      <w:r>
-        <w:rPr>
-          <w:rFonts w:ascii="Times New Roman" w:hAnsi="Times New Roman" w:cs="Times New Roman"/>
-          <w:i/>
-          <w:iCs/>
-          <w:color w:val="555555"/>
-          <w:sz w:val="18"/>
-          <w:szCs w:val="18"/>
-        </w:rPr>
-        <w:t>6</w:t>
-      </w:r>
-    </w:p>
-    <w:p>
-      <w:pPr>
-        <w:spacing w:after="40"/>
-        <w:rPr>
-          <w:rFonts w:ascii="Times New Roman" w:hAnsi="Times New Roman" w:cs="Times New Roman"/>
-        </w:rPr>
-      </w:pPr>
-      <w:r>
-        <w:rPr>
-          <w:rFonts w:ascii="Times New Roman" w:hAnsi="Times New Roman" w:cs="Times New Roman"/>
-          <w:i/>
-          <w:iCs/>
-          <w:color w:val="8E44AD"/>
-          <w:sz w:val="19"/>
-          <w:szCs w:val="19"/>
-        </w:rPr>
-        <w:t xml:space="preserve">University of La </w:t>
-      </w:r>
-      <w:proofErr w:type="gramStart"/>
-      <w:r>
-        <w:rPr>
-          <w:rFonts w:ascii="Times New Roman" w:hAnsi="Times New Roman" w:cs="Times New Roman"/>
-          <w:i/>
-          <w:iCs/>
-          <w:color w:val="8E44AD"/>
-          <w:sz w:val="19"/>
-          <w:szCs w:val="19"/>
-        </w:rPr>
-        <w:t>Rioja</w:t>
-      </w:r>
-      <w:r>
-        <w:rPr>
-          <w:rFonts w:ascii="Times New Roman" w:hAnsi="Times New Roman" w:cs="Times New Roman"/>
-          <w:color w:val="555555"/>
-          <w:sz w:val="18"/>
-          <w:szCs w:val="18"/>
-        </w:rPr>
-        <w:t xml:space="preserve">  |</w:t>
-      </w:r>
-      <w:proofErr w:type="gramEnd"/>
-      <w:r>
-        <w:rPr>
-          <w:rFonts w:ascii="Times New Roman" w:hAnsi="Times New Roman" w:cs="Times New Roman"/>
-          <w:color w:val="555555"/>
-          <w:sz w:val="18"/>
-          <w:szCs w:val="18"/>
-        </w:rPr>
-        <w:t xml:space="preserve">  Spain</w:t>
+        <w:t>Automated business-rule validations and anomaly detection across millions of contract records</w:t>
       </w:r>
     </w:p>
     <w:p>
@@ -1517,11 +1167,12 @@
           <w:sz w:val="19"/>
           <w:szCs w:val="19"/>
         </w:rPr>
-        <w:t>Coursework: Generative AI, Machine Learning, Computer Vision, Neural Networks</w:t>
-      </w:r>
-    </w:p>
-    <w:p>
-      <w:pPr>
+        <w:t>Deployed and maintained 70+ reusable components (Java backend, Spark batch, database scripts)</w:t>
+      </w:r>
+    </w:p>
+    <w:p>
+      <w:pPr>
+        <w:keepNext/>
         <w:tabs>
           <w:tab w:val="right" w:pos="9360"/>
         </w:tabs>
@@ -1537,7 +1188,7 @@
           <w:bCs/>
           <w:color w:val="1A1A1A"/>
         </w:rPr>
-        <w:t>Bachelor of Industrial Engineering</w:t>
+        <w:t>BI &amp; Data Analyst</w:t>
       </w:r>
       <w:r>
         <w:rPr>
@@ -1554,11 +1205,12 @@
           <w:sz w:val="18"/>
           <w:szCs w:val="18"/>
         </w:rPr>
-        <w:t>2019 – 2023</w:t>
-      </w:r>
-    </w:p>
-    <w:p>
-      <w:pPr>
+        <w:t>Jul 2021 – Feb 2022</w:t>
+      </w:r>
+    </w:p>
+    <w:p>
+      <w:pPr>
+        <w:keepNext/>
         <w:spacing w:after="40"/>
         <w:rPr>
           <w:rFonts w:ascii="Times New Roman" w:hAnsi="Times New Roman" w:cs="Times New Roman"/>
@@ -1573,7 +1225,7 @@
           <w:sz w:val="19"/>
           <w:szCs w:val="19"/>
         </w:rPr>
-        <w:t xml:space="preserve">Peruvian University of Applied </w:t>
+        <w:t xml:space="preserve">Vida Software </w:t>
       </w:r>
       <w:proofErr w:type="gramStart"/>
       <w:r>
@@ -1585,7 +1237,7 @@
           <w:sz w:val="19"/>
           <w:szCs w:val="19"/>
         </w:rPr>
-        <w:t>Sciences</w:t>
+        <w:t>SAC</w:t>
       </w:r>
       <w:r>
         <w:rPr>
@@ -1604,7 +1256,7 @@
           <w:sz w:val="18"/>
           <w:szCs w:val="18"/>
         </w:rPr>
-        <w:t xml:space="preserve">  Peru</w:t>
+        <w:t xml:space="preserve">  Lima, Peru</w:t>
       </w:r>
     </w:p>
     <w:p>
@@ -1626,98 +1278,7 @@
           <w:sz w:val="19"/>
           <w:szCs w:val="19"/>
         </w:rPr>
-        <w:t>Coursework: Thermodynamics, Chemistry, Materials and Manufacturing Technology</w:t>
-      </w:r>
-    </w:p>
-    <w:p>
-      <w:pPr>
-        <w:tabs>
-          <w:tab w:val="right" w:pos="9360"/>
-        </w:tabs>
-        <w:spacing w:before="140" w:after="20"/>
-        <w:rPr>
-          <w:rFonts w:ascii="Times New Roman" w:hAnsi="Times New Roman" w:cs="Times New Roman"/>
-        </w:rPr>
-      </w:pPr>
-      <w:proofErr w:type="gramStart"/>
-      <w:r>
-        <w:rPr>
-          <w:rFonts w:ascii="Times New Roman" w:hAnsi="Times New Roman" w:cs="Times New Roman"/>
-          <w:b/>
-          <w:bCs/>
-          <w:color w:val="1A1A1A"/>
-        </w:rPr>
-        <w:t>Associate’s Degree in Computer Science</w:t>
-      </w:r>
-      <w:proofErr w:type="gramEnd"/>
-      <w:r>
-        <w:rPr>
-          <w:rFonts w:ascii="Times New Roman" w:hAnsi="Times New Roman" w:cs="Times New Roman"/>
-        </w:rPr>
-        <w:tab/>
-      </w:r>
-      <w:r>
-        <w:rPr>
-          <w:rFonts w:ascii="Times New Roman" w:hAnsi="Times New Roman" w:cs="Times New Roman"/>
-          <w:i/>
-          <w:iCs/>
-          <w:color w:val="555555"/>
-          <w:sz w:val="18"/>
-          <w:szCs w:val="18"/>
-        </w:rPr>
-        <w:t>2019 – 2022</w:t>
-      </w:r>
-    </w:p>
-    <w:p>
-      <w:pPr>
-        <w:spacing w:after="40"/>
-        <w:rPr>
-          <w:rFonts w:ascii="Times New Roman" w:hAnsi="Times New Roman" w:cs="Times New Roman"/>
-        </w:rPr>
-      </w:pPr>
-      <w:r>
-        <w:rPr>
-          <w:rFonts w:ascii="Times New Roman" w:hAnsi="Times New Roman" w:cs="Times New Roman"/>
-          <w:i/>
-          <w:iCs/>
-          <w:color w:val="8E44AD"/>
-          <w:sz w:val="19"/>
-          <w:szCs w:val="19"/>
-        </w:rPr>
-        <w:t xml:space="preserve">Institute </w:t>
-      </w:r>
-      <w:proofErr w:type="spellStart"/>
-      <w:proofErr w:type="gramStart"/>
-      <w:r>
-        <w:rPr>
-          <w:rFonts w:ascii="Times New Roman" w:hAnsi="Times New Roman" w:cs="Times New Roman"/>
-          <w:i/>
-          <w:iCs/>
-          <w:color w:val="8E44AD"/>
-          <w:sz w:val="19"/>
-          <w:szCs w:val="19"/>
-        </w:rPr>
-        <w:t>Cibertec</w:t>
-      </w:r>
-      <w:proofErr w:type="spellEnd"/>
-      <w:r>
-        <w:rPr>
-          <w:rFonts w:ascii="Times New Roman" w:hAnsi="Times New Roman" w:cs="Times New Roman"/>
-          <w:color w:val="555555"/>
-          <w:sz w:val="18"/>
-          <w:szCs w:val="18"/>
-        </w:rPr>
-        <w:t xml:space="preserve">  |</w:t>
-      </w:r>
-      <w:proofErr w:type="gramEnd"/>
-      <w:r>
-        <w:rPr>
-          <w:rFonts w:ascii="Times New Roman" w:hAnsi="Times New Roman" w:cs="Times New Roman"/>
-          <w:color w:val="555555"/>
-          <w:sz w:val="18"/>
-          <w:szCs w:val="18"/>
-        </w:rPr>
-        <w:t xml:space="preserve">  Peru</w:t>
+        <w:t>Built Big Data pipelines for performance reporting; automated daily processing of 200+ SFTP files</w:t>
       </w:r>
     </w:p>
     <w:p>
@@ -1739,133 +1300,7 @@
           <w:sz w:val="19"/>
           <w:szCs w:val="19"/>
         </w:rPr>
-        <w:t>Coursework: SQL, Java, Python, C#, Oracle</w:t>
-      </w:r>
-    </w:p>
-    <w:p>
-      <w:pPr>
-        <w:spacing w:before="30" w:after="30"/>
-        <w:rPr>
-          <w:rFonts w:ascii="Times New Roman" w:hAnsi="Times New Roman" w:cs="Times New Roman"/>
-        </w:rPr>
-      </w:pPr>
-    </w:p>
-    <w:p>
-      <w:pPr>
-        <w:pBdr>
-          <w:bottom w:val="single" w:sz="6" w:space="4" w:color="8E44AD"/>
-        </w:pBdr>
-        <w:spacing w:before="300" w:after="100"/>
-        <w:rPr>
-          <w:rFonts w:ascii="Times New Roman" w:hAnsi="Times New Roman" w:cs="Times New Roman"/>
-        </w:rPr>
-      </w:pPr>
-      <w:r>
-        <w:rPr>
-          <w:rFonts w:ascii="Times New Roman" w:hAnsi="Times New Roman" w:cs="Times New Roman"/>
-          <w:b/>
-          <w:bCs/>
-          <w:color w:val="6B2D8B"/>
-          <w:sz w:val="22"/>
-          <w:szCs w:val="22"/>
-        </w:rPr>
-        <w:t>Research Experience</w:t>
-      </w:r>
-    </w:p>
-    <w:p>
-      <w:pPr>
-        <w:tabs>
-          <w:tab w:val="right" w:pos="9360"/>
-        </w:tabs>
-        <w:spacing w:before="140" w:after="20"/>
-        <w:rPr>
-          <w:rFonts w:ascii="Times New Roman" w:hAnsi="Times New Roman" w:cs="Times New Roman"/>
-        </w:rPr>
-      </w:pPr>
-      <w:r>
-        <w:rPr>
-          <w:rFonts w:ascii="Times New Roman" w:hAnsi="Times New Roman" w:cs="Times New Roman"/>
-          <w:b/>
-          <w:bCs/>
-          <w:color w:val="1A1A1A"/>
-        </w:rPr>
-        <w:t xml:space="preserve">Research Volunteer — </w:t>
-      </w:r>
-      <w:r>
-        <w:rPr>
-          <w:rFonts w:ascii="Times New Roman" w:hAnsi="Times New Roman" w:cs="Times New Roman"/>
-          <w:b/>
-          <w:bCs/>
-          <w:color w:val="1A1A1A"/>
-        </w:rPr>
-        <w:t>Computer Vision</w:t>
-      </w:r>
-      <w:r>
-        <w:rPr>
-          <w:rFonts w:ascii="Times New Roman" w:hAnsi="Times New Roman" w:cs="Times New Roman"/>
-        </w:rPr>
-        <w:tab/>
-      </w:r>
-      <w:r>
-        <w:rPr>
-          <w:rFonts w:ascii="Times New Roman" w:hAnsi="Times New Roman" w:cs="Times New Roman"/>
-          <w:i/>
-          <w:iCs/>
-          <w:color w:val="555555"/>
-          <w:sz w:val="18"/>
-          <w:szCs w:val="18"/>
-        </w:rPr>
-        <w:t>Nov 2025 – Present</w:t>
-      </w:r>
-    </w:p>
-    <w:p>
-      <w:pPr>
-        <w:spacing w:after="40"/>
-        <w:rPr>
-          <w:rFonts w:ascii="Times New Roman" w:hAnsi="Times New Roman" w:cs="Times New Roman"/>
-        </w:rPr>
-      </w:pPr>
-      <w:r>
-        <w:rPr>
-          <w:rFonts w:ascii="Times New Roman" w:hAnsi="Times New Roman" w:cs="Times New Roman"/>
-          <w:i/>
-          <w:iCs/>
-          <w:color w:val="8E44AD"/>
-          <w:sz w:val="19"/>
-          <w:szCs w:val="19"/>
-        </w:rPr>
-        <w:t xml:space="preserve">UQ Queensland Brain </w:t>
-      </w:r>
-      <w:proofErr w:type="gramStart"/>
-      <w:r>
-        <w:rPr>
-          <w:rFonts w:ascii="Times New Roman" w:hAnsi="Times New Roman" w:cs="Times New Roman"/>
-          <w:i/>
-          <w:iCs/>
-          <w:color w:val="8E44AD"/>
-          <w:sz w:val="19"/>
-          <w:szCs w:val="19"/>
-        </w:rPr>
-        <w:t>Institute</w:t>
-      </w:r>
-      <w:r>
-        <w:rPr>
-          <w:rFonts w:ascii="Times New Roman" w:hAnsi="Times New Roman" w:cs="Times New Roman"/>
-          <w:color w:val="555555"/>
-          <w:sz w:val="18"/>
-          <w:szCs w:val="18"/>
-        </w:rPr>
-        <w:t xml:space="preserve">  |</w:t>
-      </w:r>
-      <w:proofErr w:type="gramEnd"/>
-      <w:r>
-        <w:rPr>
-          <w:rFonts w:ascii="Times New Roman" w:hAnsi="Times New Roman" w:cs="Times New Roman"/>
-          <w:color w:val="555555"/>
-          <w:sz w:val="18"/>
-          <w:szCs w:val="18"/>
-        </w:rPr>
-        <w:t xml:space="preserve">  Brisbane, Australia</w:t>
+        <w:t>Designed dashboards for inventory and sales forecasting for multinational retail clients</w:t>
       </w:r>
     </w:p>
     <w:p>
@@ -1887,7 +1322,175 @@
           <w:sz w:val="19"/>
           <w:szCs w:val="19"/>
         </w:rPr>
-        <w:t>Built a multi-model pipeline (YOLO + SAM2) for automated animal tracking — directly transferable to cell segmentation and spatial object detection in imaging omics</w:t>
+        <w:t xml:space="preserve">Built integration pipelines between </w:t>
+      </w:r>
+      <w:proofErr w:type="spellStart"/>
+      <w:r>
+        <w:rPr>
+          <w:rFonts w:ascii="Times New Roman" w:hAnsi="Times New Roman" w:cs="Times New Roman"/>
+          <w:color w:val="1A1A1A"/>
+          <w:sz w:val="19"/>
+          <w:szCs w:val="19"/>
+        </w:rPr>
+        <w:t>Hasura</w:t>
+      </w:r>
+      <w:proofErr w:type="spellEnd"/>
+      <w:r>
+        <w:rPr>
+          <w:rFonts w:ascii="Times New Roman" w:hAnsi="Times New Roman" w:cs="Times New Roman"/>
+          <w:color w:val="1A1A1A"/>
+          <w:sz w:val="19"/>
+          <w:szCs w:val="19"/>
+        </w:rPr>
+        <w:t xml:space="preserve"> </w:t>
+      </w:r>
+      <w:proofErr w:type="spellStart"/>
+      <w:r>
+        <w:rPr>
+          <w:rFonts w:ascii="Times New Roman" w:hAnsi="Times New Roman" w:cs="Times New Roman"/>
+          <w:color w:val="1A1A1A"/>
+          <w:sz w:val="19"/>
+          <w:szCs w:val="19"/>
+        </w:rPr>
+        <w:t>GraphQL</w:t>
+      </w:r>
+      <w:proofErr w:type="spellEnd"/>
+      <w:r>
+        <w:rPr>
+          <w:rFonts w:ascii="Times New Roman" w:hAnsi="Times New Roman" w:cs="Times New Roman"/>
+          <w:color w:val="1A1A1A"/>
+          <w:sz w:val="19"/>
+          <w:szCs w:val="19"/>
+        </w:rPr>
+        <w:t xml:space="preserve"> and SQL Server; updated Node.js/Vue.js components</w:t>
+      </w:r>
+    </w:p>
+    <w:p>
+      <w:pPr>
+        <w:pBdr>
+          <w:bottom w:val="single" w:sz="6" w:space="4" w:color="8E44AD"/>
+        </w:pBdr>
+        <w:spacing w:before="300" w:after="100"/>
+        <w:rPr>
+          <w:rFonts w:ascii="Times New Roman" w:hAnsi="Times New Roman" w:cs="Times New Roman"/>
+          <w:color w:val="1A1A1A"/>
+          <w:sz w:val="19"/>
+          <w:szCs w:val="19"/>
+        </w:rPr>
+      </w:pPr>
+      <w:r>
+        <w:rPr>
+          <w:rFonts w:ascii="Times New Roman" w:hAnsi="Times New Roman" w:cs="Times New Roman"/>
+          <w:b/>
+          <w:bCs/>
+          <w:color w:val="6B2D8B"/>
+          <w:sz w:val="22"/>
+          <w:szCs w:val="22"/>
+        </w:rPr>
+        <w:t>Education</w:t>
+      </w:r>
+    </w:p>
+    <w:p>
+      <w:pPr>
+        <w:keepNext/>
+        <w:tabs>
+          <w:tab w:val="right" w:pos="9360"/>
+        </w:tabs>
+        <w:spacing w:before="140" w:after="20"/>
+        <w:rPr>
+          <w:rFonts w:ascii="Times New Roman" w:hAnsi="Times New Roman" w:cs="Times New Roman"/>
+        </w:rPr>
+      </w:pPr>
+      <w:proofErr w:type="gramStart"/>
+      <w:r>
+        <w:rPr>
+          <w:rFonts w:ascii="Times New Roman" w:hAnsi="Times New Roman" w:cs="Times New Roman"/>
+          <w:b/>
+          <w:bCs/>
+          <w:color w:val="1A1A1A"/>
+        </w:rPr>
+        <w:t>Master in Data Science</w:t>
+      </w:r>
+      <w:proofErr w:type="gramEnd"/>
+      <w:r>
+        <w:rPr>
+          <w:rFonts w:ascii="Times New Roman" w:hAnsi="Times New Roman" w:cs="Times New Roman"/>
+        </w:rPr>
+        <w:tab/>
+      </w:r>
+      <w:r>
+        <w:rPr>
+          <w:rFonts w:ascii="Times New Roman" w:hAnsi="Times New Roman" w:cs="Times New Roman"/>
+          <w:i/>
+          <w:iCs/>
+          <w:color w:val="555555"/>
+          <w:sz w:val="18"/>
+          <w:szCs w:val="18"/>
+        </w:rPr>
+        <w:t xml:space="preserve">2025 – </w:t>
+      </w:r>
+      <w:r>
+        <w:rPr>
+          <w:rFonts w:ascii="Times New Roman" w:hAnsi="Times New Roman" w:cs="Times New Roman"/>
+          <w:i/>
+          <w:iCs/>
+          <w:color w:val="555555"/>
+          <w:sz w:val="18"/>
+          <w:szCs w:val="18"/>
+        </w:rPr>
+        <w:t>June 2026</w:t>
+      </w:r>
+    </w:p>
+    <w:p>
+      <w:pPr>
+        <w:keepNext/>
+        <w:spacing w:after="40"/>
+        <w:rPr>
+          <w:rFonts w:ascii="Times New Roman" w:hAnsi="Times New Roman" w:cs="Times New Roman"/>
+        </w:rPr>
+      </w:pPr>
+      <w:r>
+        <w:rPr>
+          <w:rFonts w:ascii="Times New Roman" w:hAnsi="Times New Roman" w:cs="Times New Roman"/>
+          <w:i/>
+          <w:iCs/>
+          <w:color w:val="8E44AD"/>
+          <w:sz w:val="19"/>
+          <w:szCs w:val="19"/>
+        </w:rPr>
+        <w:lastRenderedPageBreak/>
+        <w:t xml:space="preserve">University of </w:t>
+      </w:r>
+      <w:proofErr w:type="gramStart"/>
+      <w:r>
+        <w:rPr>
+          <w:rFonts w:ascii="Times New Roman" w:hAnsi="Times New Roman" w:cs="Times New Roman"/>
+          <w:i/>
+          <w:iCs/>
+          <w:color w:val="8E44AD"/>
+          <w:sz w:val="19"/>
+          <w:szCs w:val="19"/>
+        </w:rPr>
+        <w:t>Queensland</w:t>
+      </w:r>
+      <w:r>
+        <w:rPr>
+          <w:rFonts w:ascii="Times New Roman" w:hAnsi="Times New Roman" w:cs="Times New Roman"/>
+          <w:color w:val="555555"/>
+          <w:sz w:val="18"/>
+          <w:szCs w:val="18"/>
+        </w:rPr>
+        <w:t xml:space="preserve">  |</w:t>
+      </w:r>
+      <w:proofErr w:type="gramEnd"/>
+      <w:r>
+        <w:rPr>
+          <w:rFonts w:ascii="Times New Roman" w:hAnsi="Times New Roman" w:cs="Times New Roman"/>
+          <w:color w:val="555555"/>
+          <w:sz w:val="18"/>
+          <w:szCs w:val="18"/>
+        </w:rPr>
+        <w:t xml:space="preserve">  Brisbane, Australia</w:t>
       </w:r>
     </w:p>
     <w:p>
@@ -1909,27 +1512,118 @@
           <w:sz w:val="19"/>
           <w:szCs w:val="19"/>
         </w:rPr>
-        <w:t xml:space="preserve">Engineered chunked GPU streaming and HPC parallel execution to process long videos without memory overflow — the same infrastructure pattern required for large-scale </w:t>
-      </w:r>
-      <w:proofErr w:type="spellStart"/>
-      <w:r>
-        <w:rPr>
-          <w:rFonts w:ascii="Times New Roman" w:hAnsi="Times New Roman" w:cs="Times New Roman"/>
-          <w:color w:val="1A1A1A"/>
-          <w:sz w:val="19"/>
-          <w:szCs w:val="19"/>
-        </w:rPr>
-        <w:t>scRNA</w:t>
-      </w:r>
-      <w:proofErr w:type="spellEnd"/>
-      <w:r>
-        <w:rPr>
-          <w:rFonts w:ascii="Times New Roman" w:hAnsi="Times New Roman" w:cs="Times New Roman"/>
-          <w:color w:val="1A1A1A"/>
-          <w:sz w:val="19"/>
-          <w:szCs w:val="19"/>
-        </w:rPr>
-        <w:t>-seq and spatial transcriptomics datasets</w:t>
+        <w:t>Coursework: Cloud Computing, Machine Learning, Statistics, Artificial Intelligence, Deep Learning, Bioinformatics</w:t>
+      </w:r>
+    </w:p>
+    <w:p>
+      <w:pPr>
+        <w:keepNext/>
+        <w:tabs>
+          <w:tab w:val="right" w:pos="9360"/>
+        </w:tabs>
+        <w:spacing w:before="140" w:after="20"/>
+        <w:rPr>
+          <w:rFonts w:ascii="Times New Roman" w:hAnsi="Times New Roman" w:cs="Times New Roman"/>
+        </w:rPr>
+      </w:pPr>
+      <w:r>
+        <w:rPr>
+          <w:rFonts w:ascii="Times New Roman" w:hAnsi="Times New Roman" w:cs="Times New Roman"/>
+          <w:b/>
+          <w:bCs/>
+          <w:color w:val="1A1A1A"/>
+        </w:rPr>
+        <w:t>Master of Artificial Intelligence</w:t>
+      </w:r>
+      <w:r>
+        <w:rPr>
+          <w:rFonts w:ascii="Times New Roman" w:hAnsi="Times New Roman" w:cs="Times New Roman"/>
+        </w:rPr>
+        <w:tab/>
+      </w:r>
+      <w:r>
+        <w:rPr>
+          <w:rFonts w:ascii="Times New Roman" w:hAnsi="Times New Roman" w:cs="Times New Roman"/>
+          <w:i/>
+          <w:iCs/>
+          <w:color w:val="555555"/>
+          <w:sz w:val="18"/>
+          <w:szCs w:val="18"/>
+        </w:rPr>
+        <w:t xml:space="preserve">2024 - </w:t>
+      </w:r>
+      <w:r>
+        <w:rPr>
+          <w:rFonts w:ascii="Times New Roman" w:hAnsi="Times New Roman" w:cs="Times New Roman"/>
+          <w:i/>
+          <w:iCs/>
+          <w:color w:val="555555"/>
+          <w:sz w:val="18"/>
+          <w:szCs w:val="18"/>
+        </w:rPr>
+        <w:t>202</w:t>
+      </w:r>
+      <w:r>
+        <w:rPr>
+          <w:rFonts w:ascii="Times New Roman" w:hAnsi="Times New Roman" w:cs="Times New Roman"/>
+          <w:i/>
+          <w:iCs/>
+          <w:color w:val="555555"/>
+          <w:sz w:val="18"/>
+          <w:szCs w:val="18"/>
+        </w:rPr>
+        <w:t>6</w:t>
+      </w:r>
+    </w:p>
+    <w:p>
+      <w:pPr>
+        <w:keepNext/>
+        <w:spacing w:after="40"/>
+        <w:rPr>
+          <w:rFonts w:ascii="Times New Roman" w:hAnsi="Times New Roman" w:cs="Times New Roman"/>
+        </w:rPr>
+      </w:pPr>
+      <w:r>
+        <w:rPr>
+          <w:rFonts w:ascii="Times New Roman" w:hAnsi="Times New Roman" w:cs="Times New Roman"/>
+          <w:i/>
+          <w:iCs/>
+          <w:color w:val="8E44AD"/>
+          <w:sz w:val="19"/>
+          <w:szCs w:val="19"/>
+        </w:rPr>
+        <w:t xml:space="preserve">University of La </w:t>
+      </w:r>
+      <w:proofErr w:type="gramStart"/>
+      <w:r>
+        <w:rPr>
+          <w:rFonts w:ascii="Times New Roman" w:hAnsi="Times New Roman" w:cs="Times New Roman"/>
+          <w:i/>
+          <w:iCs/>
+          <w:color w:val="8E44AD"/>
+          <w:sz w:val="19"/>
+          <w:szCs w:val="19"/>
+        </w:rPr>
+        <w:t>Rioja</w:t>
+      </w:r>
+      <w:r>
+        <w:rPr>
+          <w:rFonts w:ascii="Times New Roman" w:hAnsi="Times New Roman" w:cs="Times New Roman"/>
+          <w:color w:val="555555"/>
+          <w:sz w:val="18"/>
+          <w:szCs w:val="18"/>
+        </w:rPr>
+        <w:t xml:space="preserve">  |</w:t>
+      </w:r>
+      <w:proofErr w:type="gramEnd"/>
+      <w:r>
+        <w:rPr>
+          <w:rFonts w:ascii="Times New Roman" w:hAnsi="Times New Roman" w:cs="Times New Roman"/>
+          <w:color w:val="555555"/>
+          <w:sz w:val="18"/>
+          <w:szCs w:val="18"/>
+        </w:rPr>
+        <w:t xml:space="preserve">  Spain</w:t>
       </w:r>
     </w:p>
     <w:p>
@@ -1951,7 +1645,96 @@
           <w:sz w:val="19"/>
           <w:szCs w:val="19"/>
         </w:rPr>
-        <w:t>Designed a geometric classifier detecting 6 social interaction types from spatial coordinates — analogous to cell-cell interaction analysis in spatial transcriptomics</w:t>
+        <w:t>Coursework: Generative AI, Machine Learning, Computer Vision, Neural Networks</w:t>
+      </w:r>
+    </w:p>
+    <w:p>
+      <w:pPr>
+        <w:keepNext/>
+        <w:tabs>
+          <w:tab w:val="right" w:pos="9360"/>
+        </w:tabs>
+        <w:spacing w:before="140" w:after="20"/>
+        <w:rPr>
+          <w:rFonts w:ascii="Times New Roman" w:hAnsi="Times New Roman" w:cs="Times New Roman"/>
+        </w:rPr>
+      </w:pPr>
+      <w:r>
+        <w:rPr>
+          <w:rFonts w:ascii="Times New Roman" w:hAnsi="Times New Roman" w:cs="Times New Roman"/>
+          <w:b/>
+          <w:bCs/>
+          <w:color w:val="1A1A1A"/>
+        </w:rPr>
+        <w:t>Bachelor of Industrial Engineering</w:t>
+      </w:r>
+      <w:r>
+        <w:rPr>
+          <w:rFonts w:ascii="Times New Roman" w:hAnsi="Times New Roman" w:cs="Times New Roman"/>
+        </w:rPr>
+        <w:tab/>
+      </w:r>
+      <w:r>
+        <w:rPr>
+          <w:rFonts w:ascii="Times New Roman" w:hAnsi="Times New Roman" w:cs="Times New Roman"/>
+          <w:i/>
+          <w:iCs/>
+          <w:color w:val="555555"/>
+          <w:sz w:val="18"/>
+          <w:szCs w:val="18"/>
+        </w:rPr>
+        <w:t>2019 – 2023</w:t>
+      </w:r>
+    </w:p>
+    <w:p>
+      <w:pPr>
+        <w:keepNext/>
+        <w:spacing w:after="40"/>
+        <w:rPr>
+          <w:rFonts w:ascii="Times New Roman" w:hAnsi="Times New Roman" w:cs="Times New Roman"/>
+        </w:rPr>
+      </w:pPr>
+      <w:r>
+        <w:rPr>
+          <w:rFonts w:ascii="Times New Roman" w:hAnsi="Times New Roman" w:cs="Times New Roman"/>
+          <w:i/>
+          <w:iCs/>
+          <w:color w:val="8E44AD"/>
+          <w:sz w:val="19"/>
+          <w:szCs w:val="19"/>
+        </w:rPr>
+        <w:t xml:space="preserve">Peruvian University of Applied </w:t>
+      </w:r>
+      <w:proofErr w:type="gramStart"/>
+      <w:r>
+        <w:rPr>
+          <w:rFonts w:ascii="Times New Roman" w:hAnsi="Times New Roman" w:cs="Times New Roman"/>
+          <w:i/>
+          <w:iCs/>
+          <w:color w:val="8E44AD"/>
+          <w:sz w:val="19"/>
+          <w:szCs w:val="19"/>
+        </w:rPr>
+        <w:t>Sciences</w:t>
+      </w:r>
+      <w:r>
+        <w:rPr>
+          <w:rFonts w:ascii="Times New Roman" w:hAnsi="Times New Roman" w:cs="Times New Roman"/>
+          <w:color w:val="555555"/>
+          <w:sz w:val="18"/>
+          <w:szCs w:val="18"/>
+        </w:rPr>
+        <w:t xml:space="preserve">  |</w:t>
+      </w:r>
+      <w:proofErr w:type="gramEnd"/>
+      <w:r>
+        <w:rPr>
+          <w:rFonts w:ascii="Times New Roman" w:hAnsi="Times New Roman" w:cs="Times New Roman"/>
+          <w:color w:val="555555"/>
+          <w:sz w:val="18"/>
+          <w:szCs w:val="18"/>
+        </w:rPr>
+        <w:t xml:space="preserve">  Peru</w:t>
       </w:r>
     </w:p>
     <w:p>
@@ -1973,16 +1756,331 @@
           <w:sz w:val="19"/>
           <w:szCs w:val="19"/>
         </w:rPr>
-        <w:t>Reconstructed neural network architectures from raw checkpoint weights and debugged precision corruption — relevant to adapting and fine-tuning ML models for genomic applications</w:t>
-      </w:r>
-    </w:p>
-    <w:p>
-      <w:pPr>
+        <w:t>Coursework: Thermodynamics, Chemistry, Materials and Manufacturing Technology</w:t>
+      </w:r>
+    </w:p>
+    <w:p>
+      <w:pPr>
+        <w:keepNext/>
+        <w:tabs>
+          <w:tab w:val="right" w:pos="9360"/>
+        </w:tabs>
+        <w:spacing w:before="140" w:after="20"/>
+        <w:rPr>
+          <w:rFonts w:ascii="Times New Roman" w:hAnsi="Times New Roman" w:cs="Times New Roman"/>
+        </w:rPr>
+      </w:pPr>
+      <w:proofErr w:type="gramStart"/>
+      <w:r>
+        <w:rPr>
+          <w:rFonts w:ascii="Times New Roman" w:hAnsi="Times New Roman" w:cs="Times New Roman"/>
+          <w:b/>
+          <w:bCs/>
+          <w:color w:val="1A1A1A"/>
+        </w:rPr>
+        <w:t>Associate’s Degree in Computer Science</w:t>
+      </w:r>
+      <w:proofErr w:type="gramEnd"/>
+      <w:r>
+        <w:rPr>
+          <w:rFonts w:ascii="Times New Roman" w:hAnsi="Times New Roman" w:cs="Times New Roman"/>
+        </w:rPr>
+        <w:tab/>
+      </w:r>
+      <w:r>
+        <w:rPr>
+          <w:rFonts w:ascii="Times New Roman" w:hAnsi="Times New Roman" w:cs="Times New Roman"/>
+          <w:i/>
+          <w:iCs/>
+          <w:color w:val="555555"/>
+          <w:sz w:val="18"/>
+          <w:szCs w:val="18"/>
+        </w:rPr>
+        <w:t>2019 – 2022</w:t>
+      </w:r>
+    </w:p>
+    <w:p>
+      <w:pPr>
+        <w:keepNext/>
+        <w:spacing w:after="40"/>
+        <w:rPr>
+          <w:rFonts w:ascii="Times New Roman" w:hAnsi="Times New Roman" w:cs="Times New Roman"/>
+        </w:rPr>
+      </w:pPr>
+      <w:r>
+        <w:rPr>
+          <w:rFonts w:ascii="Times New Roman" w:hAnsi="Times New Roman" w:cs="Times New Roman"/>
+          <w:i/>
+          <w:iCs/>
+          <w:color w:val="8E44AD"/>
+          <w:sz w:val="19"/>
+          <w:szCs w:val="19"/>
+        </w:rPr>
+        <w:t xml:space="preserve">Institute </w:t>
+      </w:r>
+      <w:proofErr w:type="spellStart"/>
+      <w:proofErr w:type="gramStart"/>
+      <w:r>
+        <w:rPr>
+          <w:rFonts w:ascii="Times New Roman" w:hAnsi="Times New Roman" w:cs="Times New Roman"/>
+          <w:i/>
+          <w:iCs/>
+          <w:color w:val="8E44AD"/>
+          <w:sz w:val="19"/>
+          <w:szCs w:val="19"/>
+        </w:rPr>
+        <w:t>Cibertec</w:t>
+      </w:r>
+      <w:proofErr w:type="spellEnd"/>
+      <w:r>
+        <w:rPr>
+          <w:rFonts w:ascii="Times New Roman" w:hAnsi="Times New Roman" w:cs="Times New Roman"/>
+          <w:color w:val="555555"/>
+          <w:sz w:val="18"/>
+          <w:szCs w:val="18"/>
+        </w:rPr>
+        <w:t xml:space="preserve">  |</w:t>
+      </w:r>
+      <w:proofErr w:type="gramEnd"/>
+      <w:r>
+        <w:rPr>
+          <w:rFonts w:ascii="Times New Roman" w:hAnsi="Times New Roman" w:cs="Times New Roman"/>
+          <w:color w:val="555555"/>
+          <w:sz w:val="18"/>
+          <w:szCs w:val="18"/>
+        </w:rPr>
+        <w:t xml:space="preserve">  Peru</w:t>
+      </w:r>
+    </w:p>
+    <w:p>
+      <w:pPr>
+        <w:pStyle w:val="ListParagraph"/>
+        <w:numPr>
+          <w:ilvl w:val="0"/>
+          <w:numId w:val="2"/>
+        </w:numPr>
         <w:spacing w:before="30" w:after="30"/>
         <w:rPr>
           <w:rFonts w:ascii="Times New Roman" w:hAnsi="Times New Roman" w:cs="Times New Roman"/>
         </w:rPr>
       </w:pPr>
+      <w:r>
+        <w:rPr>
+          <w:rFonts w:ascii="Times New Roman" w:hAnsi="Times New Roman" w:cs="Times New Roman"/>
+          <w:color w:val="1A1A1A"/>
+          <w:sz w:val="19"/>
+          <w:szCs w:val="19"/>
+        </w:rPr>
+        <w:t>Coursework: SQL, Java, Python, C#, Oracle</w:t>
+      </w:r>
+    </w:p>
+    <w:p>
+      <w:pPr>
+        <w:pBdr>
+          <w:bottom w:val="single" w:sz="6" w:space="4" w:color="8E44AD"/>
+        </w:pBdr>
+        <w:spacing w:before="300" w:after="100"/>
+        <w:rPr>
+          <w:rFonts w:ascii="Times New Roman" w:hAnsi="Times New Roman" w:cs="Times New Roman"/>
+        </w:rPr>
+      </w:pPr>
+      <w:r>
+        <w:rPr>
+          <w:rFonts w:ascii="Times New Roman" w:hAnsi="Times New Roman" w:cs="Times New Roman"/>
+          <w:b/>
+          <w:bCs/>
+          <w:color w:val="6B2D8B"/>
+          <w:sz w:val="22"/>
+          <w:szCs w:val="22"/>
+        </w:rPr>
+        <w:t>Research Experience</w:t>
+      </w:r>
+    </w:p>
+    <w:p>
+      <w:pPr>
+        <w:keepNext/>
+        <w:tabs>
+          <w:tab w:val="right" w:pos="9360"/>
+        </w:tabs>
+        <w:spacing w:before="140" w:after="20"/>
+        <w:rPr>
+          <w:rFonts w:ascii="Times New Roman" w:hAnsi="Times New Roman" w:cs="Times New Roman"/>
+        </w:rPr>
+      </w:pPr>
+      <w:r>
+        <w:rPr>
+          <w:rFonts w:ascii="Times New Roman" w:hAnsi="Times New Roman" w:cs="Times New Roman"/>
+          <w:b/>
+          <w:bCs/>
+          <w:color w:val="1A1A1A"/>
+        </w:rPr>
+        <w:t xml:space="preserve">Research Volunteer — </w:t>
+      </w:r>
+      <w:r>
+        <w:rPr>
+          <w:rFonts w:ascii="Times New Roman" w:hAnsi="Times New Roman" w:cs="Times New Roman"/>
+          <w:b/>
+          <w:bCs/>
+          <w:color w:val="1A1A1A"/>
+        </w:rPr>
+        <w:t>Computer Vision</w:t>
+      </w:r>
+      <w:r>
+        <w:rPr>
+          <w:rFonts w:ascii="Times New Roman" w:hAnsi="Times New Roman" w:cs="Times New Roman"/>
+        </w:rPr>
+        <w:tab/>
+      </w:r>
+      <w:r>
+        <w:rPr>
+          <w:rFonts w:ascii="Times New Roman" w:hAnsi="Times New Roman" w:cs="Times New Roman"/>
+          <w:i/>
+          <w:iCs/>
+          <w:color w:val="555555"/>
+          <w:sz w:val="18"/>
+          <w:szCs w:val="18"/>
+        </w:rPr>
+        <w:t>Nov 2025 – Present</w:t>
+      </w:r>
+    </w:p>
+    <w:p>
+      <w:pPr>
+        <w:keepNext/>
+        <w:spacing w:after="40"/>
+        <w:rPr>
+          <w:rFonts w:ascii="Times New Roman" w:hAnsi="Times New Roman" w:cs="Times New Roman"/>
+        </w:rPr>
+      </w:pPr>
+      <w:r>
+        <w:rPr>
+          <w:rFonts w:ascii="Times New Roman" w:hAnsi="Times New Roman" w:cs="Times New Roman"/>
+          <w:i/>
+          <w:iCs/>
+          <w:color w:val="8E44AD"/>
+          <w:sz w:val="19"/>
+          <w:szCs w:val="19"/>
+        </w:rPr>
+        <w:t xml:space="preserve">UQ Queensland Brain </w:t>
+      </w:r>
+      <w:proofErr w:type="gramStart"/>
+      <w:r>
+        <w:rPr>
+          <w:rFonts w:ascii="Times New Roman" w:hAnsi="Times New Roman" w:cs="Times New Roman"/>
+          <w:i/>
+          <w:iCs/>
+          <w:color w:val="8E44AD"/>
+          <w:sz w:val="19"/>
+          <w:szCs w:val="19"/>
+        </w:rPr>
+        <w:t>Institute</w:t>
+      </w:r>
+      <w:r>
+        <w:rPr>
+          <w:rFonts w:ascii="Times New Roman" w:hAnsi="Times New Roman" w:cs="Times New Roman"/>
+          <w:color w:val="555555"/>
+          <w:sz w:val="18"/>
+          <w:szCs w:val="18"/>
+        </w:rPr>
+        <w:t xml:space="preserve">  |</w:t>
+      </w:r>
+      <w:proofErr w:type="gramEnd"/>
+      <w:r>
+        <w:rPr>
+          <w:rFonts w:ascii="Times New Roman" w:hAnsi="Times New Roman" w:cs="Times New Roman"/>
+          <w:color w:val="555555"/>
+          <w:sz w:val="18"/>
+          <w:szCs w:val="18"/>
+        </w:rPr>
+        <w:t xml:space="preserve">  Brisbane, Australia</w:t>
+      </w:r>
+    </w:p>
+    <w:p>
+      <w:pPr>
+        <w:pStyle w:val="ListParagraph"/>
+        <w:numPr>
+          <w:ilvl w:val="0"/>
+          <w:numId w:val="2"/>
+        </w:numPr>
+        <w:spacing w:before="30" w:after="30"/>
+        <w:rPr>
+          <w:rFonts w:ascii="Times New Roman" w:hAnsi="Times New Roman" w:cs="Times New Roman"/>
+        </w:rPr>
+      </w:pPr>
+      <w:r>
+        <w:rPr>
+          <w:rFonts w:ascii="Times New Roman" w:hAnsi="Times New Roman" w:cs="Times New Roman"/>
+          <w:color w:val="1A1A1A"/>
+          <w:sz w:val="19"/>
+          <w:szCs w:val="19"/>
+        </w:rPr>
+        <w:t xml:space="preserve">Built a multi-model pipeline (YOLO + SAM2) for automated animal tracking</w:t>
+      </w:r>
+    </w:p>
+    <w:p>
+      <w:pPr>
+        <w:pStyle w:val="ListParagraph"/>
+        <w:numPr>
+          <w:ilvl w:val="0"/>
+          <w:numId w:val="2"/>
+        </w:numPr>
+        <w:spacing w:before="30" w:after="30"/>
+        <w:rPr>
+          <w:rFonts w:ascii="Times New Roman" w:hAnsi="Times New Roman" w:cs="Times New Roman"/>
+        </w:rPr>
+      </w:pPr>
+      <w:r>
+        <w:rPr>
+          <w:rFonts w:ascii="Times New Roman" w:hAnsi="Times New Roman" w:cs="Times New Roman"/>
+          <w:color w:val="1A1A1A"/>
+          <w:sz w:val="19"/>
+          <w:szCs w:val="19"/>
+        </w:rPr>
+        <w:t xml:space="preserve">Engineered chunked GPU streaming and HPC parallel execution to process long videos without memory overflow</w:t>
+      </w:r>
+    </w:p>
+    <w:p>
+      <w:pPr>
+        <w:pStyle w:val="ListParagraph"/>
+        <w:numPr>
+          <w:ilvl w:val="0"/>
+          <w:numId w:val="2"/>
+        </w:numPr>
+        <w:spacing w:before="30" w:after="30"/>
+        <w:rPr>
+          <w:rFonts w:ascii="Times New Roman" w:hAnsi="Times New Roman" w:cs="Times New Roman"/>
+        </w:rPr>
+      </w:pPr>
+      <w:r>
+        <w:rPr>
+          <w:rFonts w:ascii="Times New Roman" w:hAnsi="Times New Roman" w:cs="Times New Roman"/>
+          <w:color w:val="1A1A1A"/>
+          <w:sz w:val="19"/>
+          <w:szCs w:val="19"/>
+        </w:rPr>
+        <w:t xml:space="preserve">Designed a geometric classifier detecting 6 social interaction types from spatial coordinates</w:t>
+      </w:r>
+    </w:p>
+    <w:p>
+      <w:pPr>
+        <w:pStyle w:val="ListParagraph"/>
+        <w:numPr>
+          <w:ilvl w:val="0"/>
+          <w:numId w:val="2"/>
+        </w:numPr>
+        <w:spacing w:before="30" w:after="30"/>
+        <w:rPr>
+          <w:rFonts w:ascii="Times New Roman" w:hAnsi="Times New Roman" w:cs="Times New Roman"/>
+        </w:rPr>
+      </w:pPr>
+      <w:r>
+        <w:rPr>
+          <w:rFonts w:ascii="Times New Roman" w:hAnsi="Times New Roman" w:cs="Times New Roman"/>
+          <w:color w:val="1A1A1A"/>
+          <w:sz w:val="19"/>
+          <w:szCs w:val="19"/>
+        </w:rPr>
+        <w:t xml:space="preserve">Reconstructed neural network architectures from raw checkpoint weights and debugged precision corruption</w:t>
+      </w:r>
     </w:p>
     <w:p>
       <w:pPr>
@@ -2184,76 +2282,6 @@
                 <w:szCs w:val="18"/>
               </w:rPr>
               <w:t xml:space="preserve"> Learning</w:t>
-            </w:r>
-          </w:p>
-        </w:tc>
-      </w:tr>
-      <w:tr>
-        <w:tc>
-          <w:tcPr>
-            <w:tcW w:w="2400" w:type="dxa"/>
-            <w:shd w:val="clear" w:color="auto" w:fill="F3EDF7"/>
-            <w:tcMar>
-              <w:top w:w="40" w:type="dxa"/>
-              <w:left w:w="80" w:type="dxa"/>
-              <w:bottom w:w="40" w:type="dxa"/>
-              <w:right w:w="80" w:type="dxa"/>
-            </w:tcMar>
-          </w:tcPr>
-          <w:p>
-            <w:pPr>
-              <w:rPr>
-                <w:rFonts w:ascii="Times New Roman" w:hAnsi="Times New Roman" w:cs="Times New Roman"/>
-              </w:rPr>
-            </w:pPr>
-            <w:r>
-              <w:rPr>
-                <w:rFonts w:ascii="Times New Roman" w:hAnsi="Times New Roman" w:cs="Times New Roman"/>
-                <w:b/>
-                <w:bCs/>
-                <w:color w:val="6B2D8B"/>
-                <w:sz w:val="18"/>
-                <w:szCs w:val="18"/>
-              </w:rPr>
-              <w:t>Genomics &amp; Bio</w:t>
-            </w:r>
-          </w:p>
-        </w:tc>
-        <w:tc>
-          <w:tcPr>
-            <w:tcW w:w="6960" w:type="dxa"/>
-            <w:tcMar>
-              <w:top w:w="40" w:type="dxa"/>
-              <w:left w:w="120" w:type="dxa"/>
-              <w:bottom w:w="40" w:type="dxa"/>
-              <w:right w:w="80" w:type="dxa"/>
-            </w:tcMar>
-          </w:tcPr>
-          <w:p>
-            <w:pPr>
-              <w:rPr>
-                <w:rFonts w:ascii="Times New Roman" w:hAnsi="Times New Roman" w:cs="Times New Roman"/>
-              </w:rPr>
-            </w:pPr>
-            <w:proofErr w:type="spellStart"/>
-            <w:r>
-              <w:rPr>
-                <w:rFonts w:ascii="Times New Roman" w:hAnsi="Times New Roman" w:cs="Times New Roman"/>
-                <w:color w:val="1A1A1A"/>
-                <w:sz w:val="18"/>
-                <w:szCs w:val="18"/>
-              </w:rPr>
-              <w:t>scRNA</w:t>
-            </w:r>
-            <w:proofErr w:type="spellEnd"/>
-            <w:r>
-              <w:rPr>
-                <w:rFonts w:ascii="Times New Roman" w:hAnsi="Times New Roman" w:cs="Times New Roman"/>
-                <w:color w:val="1A1A1A"/>
-                <w:sz w:val="18"/>
-                <w:szCs w:val="18"/>
-              </w:rPr>
-              <w:t>-seq Pipelines, Sequencing QC, Alignment, Signal Detection, Bioinformatics Workflows</w:t>
             </w:r>
           </w:p>
         </w:tc>
